--- a/Jeevan CV_E2.docx
+++ b/Jeevan CV_E2.docx
@@ -166,7 +166,21 @@
               <w:rPr>
                 <w:rFonts w:ascii="Calibri" w:hAnsi="Calibri" w:cs="Calibri"/>
               </w:rPr>
-              <w:t xml:space="preserve">. Proficient in developing production-ready GenAI applications using </w:t>
+              <w:t xml:space="preserve">. Proficient in developing </w:t>
+            </w:r>
+            <w:proofErr w:type="gramStart"/>
+            <w:r>
+              <w:rPr>
+                <w:rFonts w:ascii="Calibri" w:hAnsi="Calibri" w:cs="Calibri"/>
+              </w:rPr>
+              <w:t>production-ready</w:t>
+            </w:r>
+            <w:proofErr w:type="gramEnd"/>
+            <w:r>
+              <w:rPr>
+                <w:rFonts w:ascii="Calibri" w:hAnsi="Calibri" w:cs="Calibri"/>
+              </w:rPr>
+              <w:t xml:space="preserve"> GenAI applications using </w:t>
             </w:r>
             <w:proofErr w:type="spellStart"/>
             <w:r>
@@ -422,7 +436,7 @@
           </w:p>
           <w:p>
             <w:pPr>
-              <w:ind w:left="93"/>
+              <w:ind w:left="-90" w:firstLine="90"/>
               <w:rPr>
                 <w:rFonts w:ascii="Montserrat" w:hAnsi="Montserrat"/>
                 <w:b/>
@@ -509,7 +523,25 @@
                 <w:sz w:val="20"/>
                 <w:szCs w:val="20"/>
               </w:rPr>
-              <w:t xml:space="preserve">, TensorFlow), MySQL </w:t>
+              <w:t xml:space="preserve">, TensorFlow), </w:t>
+            </w:r>
+            <w:r>
+              <w:rPr>
+                <w:rStyle w:val="citation-592"/>
+                <w:rFonts w:ascii="Calibri" w:hAnsi="Calibri" w:cs="Calibri"/>
+                <w:sz w:val="20"/>
+                <w:szCs w:val="20"/>
+              </w:rPr>
+              <w:t xml:space="preserve">Postgres, </w:t>
+            </w:r>
+            <w:r>
+              <w:rPr>
+                <w:rStyle w:val="citation-592"/>
+                <w:rFonts w:ascii="Calibri" w:hAnsi="Calibri" w:cs="Calibri"/>
+                <w:sz w:val="20"/>
+                <w:szCs w:val="20"/>
+              </w:rPr>
+              <w:t xml:space="preserve">MySQL </w:t>
             </w:r>
           </w:p>
           <w:p>
@@ -661,7 +693,56 @@
                 <w:sz w:val="20"/>
                 <w:szCs w:val="20"/>
               </w:rPr>
-              <w:t xml:space="preserve"> (Retrieval Augmented Generation), Large Language Models (LLM) </w:t>
+              <w:t xml:space="preserve"> (Retrieval Augmented Generation), </w:t>
+            </w:r>
+            <w:r>
+              <w:rPr>
+                <w:rStyle w:val="citation-591"/>
+                <w:rFonts w:ascii="Calibri" w:hAnsi="Calibri" w:cs="Calibri"/>
+                <w:sz w:val="20"/>
+                <w:szCs w:val="20"/>
+              </w:rPr>
+              <w:t xml:space="preserve">Agentic AI &amp; Multi-Agent Systems, AI Agents &amp; Tool Calling, LLM Orchestration, Function Calling, Structured Output, </w:t>
+            </w:r>
+            <w:proofErr w:type="spellStart"/>
+            <w:r>
+              <w:rPr>
+                <w:rStyle w:val="citation-591"/>
+                <w:rFonts w:ascii="Calibri" w:hAnsi="Calibri" w:cs="Calibri"/>
+                <w:sz w:val="20"/>
+                <w:szCs w:val="20"/>
+              </w:rPr>
+              <w:t>Pydantic</w:t>
+            </w:r>
+            <w:proofErr w:type="spellEnd"/>
+            <w:r>
+              <w:rPr>
+                <w:rStyle w:val="citation-591"/>
+                <w:rFonts w:ascii="Calibri" w:hAnsi="Calibri" w:cs="Calibri"/>
+                <w:sz w:val="20"/>
+                <w:szCs w:val="20"/>
+              </w:rPr>
+              <w:t xml:space="preserve">, </w:t>
+            </w:r>
+            <w:proofErr w:type="spellStart"/>
+            <w:r>
+              <w:rPr>
+                <w:rStyle w:val="citation-591"/>
+                <w:rFonts w:ascii="Calibri" w:hAnsi="Calibri" w:cs="Calibri"/>
+                <w:sz w:val="20"/>
+                <w:szCs w:val="20"/>
+              </w:rPr>
+              <w:t>FastMCP</w:t>
+            </w:r>
+            <w:proofErr w:type="spellEnd"/>
+            <w:r>
+              <w:rPr>
+                <w:rStyle w:val="citation-591"/>
+                <w:rFonts w:ascii="Calibri" w:hAnsi="Calibri" w:cs="Calibri"/>
+                <w:sz w:val="20"/>
+                <w:szCs w:val="20"/>
+              </w:rPr>
+              <w:t>/MCP</w:t>
             </w:r>
           </w:p>
           <w:p>
@@ -850,6 +931,7 @@
             <w:r>
               <w:t xml:space="preserve"> </w:t>
             </w:r>
+            <w:proofErr w:type="gramStart"/>
             <w:r>
               <w:rPr>
                 <w:rFonts w:ascii="Calibri" w:hAnsi="Calibri" w:cs="Calibri"/>
@@ -858,6 +940,7 @@
               </w:rPr>
               <w:t>Microsoft  Azure</w:t>
             </w:r>
+            <w:proofErr w:type="gramEnd"/>
             <w:r>
               <w:rPr>
                 <w:rFonts w:ascii="Calibri" w:hAnsi="Calibri" w:cs="Calibri"/>
@@ -873,46 +956,6 @@
                 <w:szCs w:val="20"/>
               </w:rPr>
               <w:t>AWS</w:t>
-            </w:r>
-            <w:r>
-              <w:rPr>
-                <w:rFonts w:ascii="Calibri" w:hAnsi="Calibri" w:cs="Calibri"/>
-                <w:sz w:val="20"/>
-                <w:szCs w:val="20"/>
-              </w:rPr>
-              <w:t xml:space="preserve"> (</w:t>
-            </w:r>
-            <w:r>
-              <w:rPr>
-                <w:rFonts w:ascii="Calibri" w:hAnsi="Calibri" w:cs="Calibri"/>
-                <w:sz w:val="20"/>
-                <w:szCs w:val="20"/>
-              </w:rPr>
-              <w:t xml:space="preserve">S3, </w:t>
-            </w:r>
-            <w:r>
-              <w:rPr>
-                <w:rFonts w:ascii="Calibri" w:hAnsi="Calibri" w:cs="Calibri"/>
-                <w:sz w:val="20"/>
-                <w:szCs w:val="20"/>
-              </w:rPr>
-              <w:t>Bedrock, Lambda</w:t>
-            </w:r>
-            <w:r>
-              <w:rPr>
-                <w:rFonts w:ascii="Calibri" w:hAnsi="Calibri" w:cs="Calibri"/>
-                <w:sz w:val="20"/>
-                <w:szCs w:val="20"/>
-              </w:rPr>
-              <w:t>, API Gateway</w:t>
-            </w:r>
-            <w:r>
-              <w:rPr>
-                <w:rFonts w:ascii="Calibri" w:hAnsi="Calibri" w:cs="Calibri"/>
-                <w:sz w:val="20"/>
-                <w:szCs w:val="20"/>
-              </w:rPr>
-              <w:t>)</w:t>
             </w:r>
           </w:p>
         </w:tc>
@@ -988,36 +1031,35 @@
           </w:p>
           <w:p>
             <w:pPr>
-              <w:ind w:left="93" w:hanging="3"/>
-              <w:rPr>
-                <w:rFonts w:ascii="Montserrat" w:hAnsi="Montserrat"/>
+              <w:rPr>
+                <w:rFonts w:ascii="Calibri" w:hAnsi="Calibri" w:cs="Calibri"/>
                 <w:b/>
-                <w:sz w:val="28"/>
-                <w:szCs w:val="36"/>
+                <w:bCs/>
+                <w:sz w:val="24"/>
+                <w:u w:val="single"/>
                 <w:lang w:val="en-IN"/>
               </w:rPr>
             </w:pPr>
           </w:p>
           <w:p>
             <w:pPr>
-              <w:ind w:left="93" w:hanging="3"/>
+              <w:pStyle w:val="ListParagraph"/>
+              <w:ind w:left="453" w:hanging="363"/>
+              <w:rPr>
+                <w:rFonts w:ascii="Calibri" w:hAnsi="Calibri" w:cs="Calibri"/>
+                <w:lang w:val="en-IN"/>
+              </w:rPr>
+            </w:pPr>
+            <w:r>
               <w:rPr>
                 <w:rFonts w:ascii="Calibri" w:hAnsi="Calibri" w:cs="Calibri"/>
                 <w:b/>
                 <w:bCs/>
                 <w:sz w:val="24"/>
                 <w:u w:val="single"/>
-              </w:rPr>
-            </w:pPr>
-            <w:r>
-              <w:rPr>
-                <w:rFonts w:ascii="Calibri" w:hAnsi="Calibri" w:cs="Calibri"/>
-                <w:b/>
-                <w:bCs/>
-                <w:sz w:val="24"/>
-                <w:u w:val="single"/>
-              </w:rPr>
-              <w:t xml:space="preserve">Token Attribution Analysis in AI-Generated Text (R&amp;D Project) </w:t>
+                <w:lang w:val="en-IN"/>
+              </w:rPr>
+              <w:t>Multi-Agent SDLC Automation</w:t>
             </w:r>
           </w:p>
           <w:p>
@@ -1038,7 +1080,41 @@
                 <w:rFonts w:ascii="Calibri" w:hAnsi="Calibri" w:cs="Calibri"/>
                 <w:lang w:val="en-IN"/>
               </w:rPr>
-              <w:t>Quantified the contribution of each token in language model outputs using Shapley values and log probabilities.</w:t>
+              <w:t>Developed an agentic SDLC application with specialized BA, PO, Developer, and QE agents operating in separate silos, coordinated by an Orchestrator agent to automate requirement analysis, development tasks, test-case generation, and cross-agent workflow execution.</w:t>
+            </w:r>
+          </w:p>
+          <w:p>
+            <w:pPr>
+              <w:ind w:left="93" w:hanging="3"/>
+              <w:rPr>
+                <w:rFonts w:ascii="Calibri" w:hAnsi="Calibri" w:cs="Calibri"/>
+                <w:b/>
+                <w:bCs/>
+                <w:sz w:val="24"/>
+                <w:u w:val="single"/>
+              </w:rPr>
+            </w:pPr>
+          </w:p>
+          <w:p>
+            <w:pPr>
+              <w:ind w:left="93" w:hanging="3"/>
+              <w:rPr>
+                <w:rFonts w:ascii="Calibri" w:hAnsi="Calibri" w:cs="Calibri"/>
+                <w:b/>
+                <w:bCs/>
+                <w:sz w:val="24"/>
+                <w:u w:val="single"/>
+              </w:rPr>
+            </w:pPr>
+            <w:r>
+              <w:rPr>
+                <w:rFonts w:ascii="Calibri" w:hAnsi="Calibri" w:cs="Calibri"/>
+                <w:b/>
+                <w:bCs/>
+                <w:sz w:val="24"/>
+                <w:u w:val="single"/>
+              </w:rPr>
+              <w:t xml:space="preserve">Token Attribution Analysis in AI-Generated Text (R&amp;D Project) </w:t>
             </w:r>
           </w:p>
           <w:p>
@@ -1059,225 +1135,7 @@
                 <w:rFonts w:ascii="Calibri" w:hAnsi="Calibri" w:cs="Calibri"/>
                 <w:lang w:val="en-IN"/>
               </w:rPr>
-              <w:t>Developed methods to enhance interpretability and evaluation of LLM responses at the token level.</w:t>
-            </w:r>
-          </w:p>
-          <w:p>
-            <w:pPr>
-              <w:ind w:left="93" w:hanging="93"/>
-              <w:rPr>
-                <w:rFonts w:ascii="Calibri" w:hAnsi="Calibri" w:cs="Calibri"/>
-                <w:b/>
-                <w:bCs/>
-                <w:sz w:val="24"/>
-                <w:u w:val="single"/>
-              </w:rPr>
-            </w:pPr>
-          </w:p>
-          <w:p>
-            <w:pPr>
-              <w:ind w:left="93" w:hanging="93"/>
-              <w:rPr>
-                <w:rFonts w:ascii="Calibri" w:hAnsi="Calibri" w:cs="Calibri"/>
-                <w:b/>
-                <w:bCs/>
-                <w:sz w:val="24"/>
-                <w:u w:val="single"/>
-              </w:rPr>
-            </w:pPr>
-            <w:r>
-              <w:rPr>
-                <w:rFonts w:ascii="Calibri" w:hAnsi="Calibri" w:cs="Calibri"/>
-                <w:b/>
-                <w:bCs/>
-                <w:sz w:val="24"/>
-                <w:u w:val="single"/>
-              </w:rPr>
-              <w:t xml:space="preserve">Agentic Q&amp;A System for Analyzing </w:t>
-            </w:r>
-            <w:r>
-              <w:rPr>
-                <w:rFonts w:ascii="Calibri" w:hAnsi="Calibri" w:cs="Calibri"/>
-                <w:b/>
-                <w:bCs/>
-                <w:sz w:val="24"/>
-                <w:u w:val="single"/>
-              </w:rPr>
-              <w:t>Clinical Trial</w:t>
-            </w:r>
-            <w:r>
-              <w:rPr>
-                <w:rFonts w:ascii="Calibri" w:hAnsi="Calibri" w:cs="Calibri"/>
-                <w:b/>
-                <w:bCs/>
-                <w:sz w:val="24"/>
-                <w:u w:val="single"/>
-              </w:rPr>
-              <w:t xml:space="preserve"> </w:t>
-            </w:r>
-            <w:r>
-              <w:rPr>
-                <w:rFonts w:ascii="Calibri" w:hAnsi="Calibri" w:cs="Calibri"/>
-                <w:b/>
-                <w:bCs/>
-                <w:sz w:val="24"/>
-                <w:u w:val="single"/>
-              </w:rPr>
-              <w:t>Data</w:t>
-            </w:r>
-          </w:p>
-          <w:p>
-            <w:pPr>
-              <w:pStyle w:val="ListParagraph"/>
-              <w:rPr>
-                <w:rFonts w:ascii="Calibri" w:hAnsi="Calibri" w:cs="Calibri"/>
-                <w:lang w:val="en-IN"/>
-              </w:rPr>
-            </w:pPr>
-          </w:p>
-          <w:p>
-            <w:pPr>
-              <w:pStyle w:val="ListParagraph"/>
-              <w:numPr>
-                <w:ilvl w:val="0"/>
-                <w:numId w:val="15"/>
-              </w:numPr>
-              <w:ind w:left="448"/>
-              <w:rPr>
-                <w:rFonts w:ascii="Calibri" w:hAnsi="Calibri" w:cs="Calibri"/>
-                <w:lang w:val="en-IN"/>
-              </w:rPr>
-            </w:pPr>
-            <w:r>
-              <w:rPr>
-                <w:rFonts w:ascii="Calibri" w:hAnsi="Calibri" w:cs="Calibri"/>
-                <w:lang w:val="en-IN"/>
-              </w:rPr>
-              <w:t xml:space="preserve">Developed an end-to-end </w:t>
-            </w:r>
-            <w:proofErr w:type="spellStart"/>
-            <w:r>
-              <w:rPr>
-                <w:rFonts w:ascii="Calibri" w:hAnsi="Calibri" w:cs="Calibri"/>
-                <w:lang w:val="en-IN"/>
-              </w:rPr>
-              <w:t>LangChain</w:t>
-            </w:r>
-            <w:proofErr w:type="spellEnd"/>
-            <w:r>
-              <w:rPr>
-                <w:rFonts w:ascii="Calibri" w:hAnsi="Calibri" w:cs="Calibri"/>
-                <w:lang w:val="en-IN"/>
-              </w:rPr>
-              <w:t xml:space="preserve"> RAG pipeline enable contextual retrieval.</w:t>
-            </w:r>
-          </w:p>
-          <w:p>
-            <w:pPr>
-              <w:pStyle w:val="ListParagraph"/>
-              <w:numPr>
-                <w:ilvl w:val="0"/>
-                <w:numId w:val="15"/>
-              </w:numPr>
-              <w:ind w:left="448"/>
-              <w:rPr>
-                <w:rFonts w:ascii="Calibri" w:hAnsi="Calibri" w:cs="Calibri"/>
-                <w:lang w:val="en-IN"/>
-              </w:rPr>
-            </w:pPr>
-            <w:r>
-              <w:rPr>
-                <w:rFonts w:ascii="Calibri" w:hAnsi="Calibri" w:cs="Calibri"/>
-                <w:lang w:val="en-IN"/>
-              </w:rPr>
-              <w:t xml:space="preserve">Integrated agentic architecture with dual tools for natural language Q&amp;A and structured </w:t>
-            </w:r>
-            <w:proofErr w:type="spellStart"/>
-            <w:r>
-              <w:rPr>
-                <w:rFonts w:ascii="Calibri" w:hAnsi="Calibri" w:cs="Calibri"/>
-                <w:lang w:val="en-IN"/>
-              </w:rPr>
-              <w:t>DataFrame</w:t>
-            </w:r>
-            <w:proofErr w:type="spellEnd"/>
-            <w:r>
-              <w:rPr>
-                <w:rFonts w:ascii="Calibri" w:hAnsi="Calibri" w:cs="Calibri"/>
-                <w:lang w:val="en-IN"/>
-              </w:rPr>
-              <w:t xml:space="preserve"> analytics</w:t>
-            </w:r>
-            <w:r>
-              <w:rPr>
-                <w:rFonts w:ascii="Calibri" w:hAnsi="Calibri" w:cs="Calibri"/>
-                <w:lang w:val="en-IN"/>
-              </w:rPr>
-              <w:t>.</w:t>
-            </w:r>
-          </w:p>
-          <w:p>
-            <w:pPr>
-              <w:pStyle w:val="ListParagraph"/>
-              <w:ind w:left="448"/>
-              <w:rPr>
-                <w:rFonts w:ascii="Calibri" w:hAnsi="Calibri" w:cs="Calibri"/>
-                <w:lang w:val="en-IN"/>
-              </w:rPr>
-            </w:pPr>
-          </w:p>
-          <w:p>
-            <w:pPr>
-              <w:ind w:left="93" w:hanging="93"/>
-              <w:rPr>
-                <w:rFonts w:ascii="Calibri" w:hAnsi="Calibri" w:cs="Calibri"/>
-                <w:b/>
-                <w:bCs/>
-                <w:sz w:val="24"/>
-                <w:u w:val="single"/>
-                <w:lang w:val="en-IN"/>
-              </w:rPr>
-            </w:pPr>
-            <w:r>
-              <w:rPr>
-                <w:rFonts w:ascii="Calibri" w:hAnsi="Calibri" w:cs="Calibri"/>
-                <w:b/>
-                <w:bCs/>
-                <w:sz w:val="24"/>
-                <w:u w:val="single"/>
-              </w:rPr>
-              <w:t>LLM-based Case Structuring and</w:t>
-            </w:r>
-            <w:r>
-              <w:rPr>
-                <w:rFonts w:ascii="Calibri" w:hAnsi="Calibri" w:cs="Calibri"/>
-                <w:b/>
-                <w:bCs/>
-                <w:sz w:val="24"/>
-                <w:u w:val="single"/>
-              </w:rPr>
-              <w:t xml:space="preserve">  </w:t>
-            </w:r>
-            <w:r>
-              <w:rPr>
-                <w:rFonts w:ascii="Calibri" w:hAnsi="Calibri" w:cs="Calibri"/>
-                <w:b/>
-                <w:bCs/>
-                <w:sz w:val="24"/>
-                <w:u w:val="single"/>
-              </w:rPr>
-              <w:t>Seriousness Classification</w:t>
-            </w:r>
-            <w:r>
-              <w:rPr>
-                <w:rFonts w:ascii="Calibri" w:hAnsi="Calibri" w:cs="Calibri"/>
-                <w:b/>
-                <w:bCs/>
-                <w:sz w:val="24"/>
-                <w:u w:val="single"/>
-                <w:lang w:val="en-IN"/>
-              </w:rPr>
-              <w:t xml:space="preserve"> </w:t>
+              <w:t>Quantified the contribution of each token in language model outputs using Shapley values and log probabilities.</w:t>
             </w:r>
           </w:p>
           <w:p>
@@ -1290,17 +1148,189 @@
               <w:ind w:left="453"/>
               <w:rPr>
                 <w:rFonts w:ascii="Calibri" w:hAnsi="Calibri" w:cs="Calibri"/>
+                <w:lang w:val="en-IN"/>
+              </w:rPr>
+            </w:pPr>
+            <w:r>
+              <w:rPr>
+                <w:rFonts w:ascii="Calibri" w:hAnsi="Calibri" w:cs="Calibri"/>
+                <w:lang w:val="en-IN"/>
+              </w:rPr>
+              <w:t>Developed methods to enhance interpretability and evaluation of LLM responses at the token level.</w:t>
+            </w:r>
+          </w:p>
+          <w:p>
+            <w:pPr>
+              <w:ind w:left="93" w:hanging="93"/>
+              <w:rPr>
+                <w:rFonts w:ascii="Calibri" w:hAnsi="Calibri" w:cs="Calibri"/>
                 <w:b/>
+                <w:bCs/>
                 <w:sz w:val="24"/>
+                <w:u w:val="single"/>
+              </w:rPr>
+            </w:pPr>
+          </w:p>
+          <w:p>
+            <w:pPr>
+              <w:pStyle w:val="ListParagraph"/>
+              <w:ind w:hanging="630"/>
+              <w:rPr>
+                <w:rFonts w:ascii="Calibri" w:hAnsi="Calibri" w:cs="Calibri"/>
                 <w:lang w:val="en-IN"/>
               </w:rPr>
             </w:pPr>
             <w:r>
               <w:rPr>
                 <w:rFonts w:ascii="Calibri" w:hAnsi="Calibri" w:cs="Calibri"/>
+                <w:b/>
+                <w:bCs/>
+                <w:sz w:val="24"/>
+                <w:u w:val="single"/>
                 <w:lang w:val="en-IN"/>
               </w:rPr>
-              <w:t>Developed an AI-powered pipeline using LLMs to extract structured data from unstructured drug safety narratives.</w:t>
+              <w:t xml:space="preserve">GenAI Ticket Analyzer </w:t>
+            </w:r>
+          </w:p>
+          <w:p>
+            <w:pPr>
+              <w:pStyle w:val="ListParagraph"/>
+              <w:numPr>
+                <w:ilvl w:val="0"/>
+                <w:numId w:val="15"/>
+              </w:numPr>
+              <w:ind w:left="450"/>
+              <w:rPr>
+                <w:rFonts w:ascii="Calibri" w:hAnsi="Calibri" w:cs="Calibri"/>
+                <w:lang w:val="en-IN"/>
+              </w:rPr>
+            </w:pPr>
+            <w:r>
+              <w:rPr>
+                <w:rFonts w:ascii="Calibri" w:hAnsi="Calibri" w:cs="Calibri"/>
+                <w:lang w:val="en-IN"/>
+              </w:rPr>
+              <w:t xml:space="preserve">Built a GenAI-powered application to </w:t>
+            </w:r>
+            <w:proofErr w:type="spellStart"/>
+            <w:r>
+              <w:rPr>
+                <w:rFonts w:ascii="Calibri" w:hAnsi="Calibri" w:cs="Calibri"/>
+                <w:lang w:val="en-IN"/>
+              </w:rPr>
+              <w:t>analyze</w:t>
+            </w:r>
+            <w:proofErr w:type="spellEnd"/>
+            <w:r>
+              <w:rPr>
+                <w:rFonts w:ascii="Calibri" w:hAnsi="Calibri" w:cs="Calibri"/>
+                <w:lang w:val="en-IN"/>
+              </w:rPr>
+              <w:t xml:space="preserve"> software tickets, extract key requirements and entities, classify ticket information, and generate structured summaries using LLMs and </w:t>
+            </w:r>
+            <w:proofErr w:type="spellStart"/>
+            <w:r>
+              <w:rPr>
+                <w:rFonts w:ascii="Calibri" w:hAnsi="Calibri" w:cs="Calibri"/>
+                <w:lang w:val="en-IN"/>
+              </w:rPr>
+              <w:t>Pydantic</w:t>
+            </w:r>
+            <w:proofErr w:type="spellEnd"/>
+            <w:r>
+              <w:rPr>
+                <w:rFonts w:ascii="Calibri" w:hAnsi="Calibri" w:cs="Calibri"/>
+                <w:lang w:val="en-IN"/>
+              </w:rPr>
+              <w:t>. Designed the workflow to convert unstructured ticket descriptions into actionable, structured data for downstream development and QA activities.</w:t>
+            </w:r>
+          </w:p>
+          <w:p>
+            <w:pPr>
+              <w:ind w:left="93" w:hanging="93"/>
+              <w:rPr>
+                <w:rFonts w:ascii="Calibri" w:hAnsi="Calibri" w:cs="Calibri"/>
+                <w:b/>
+                <w:bCs/>
+                <w:sz w:val="24"/>
+                <w:u w:val="single"/>
+              </w:rPr>
+            </w:pPr>
+          </w:p>
+          <w:p>
+            <w:pPr>
+              <w:ind w:left="93" w:hanging="93"/>
+              <w:rPr>
+                <w:rFonts w:ascii="Calibri" w:hAnsi="Calibri" w:cs="Calibri"/>
+                <w:b/>
+                <w:bCs/>
+                <w:sz w:val="24"/>
+                <w:u w:val="single"/>
+                <w:lang w:val="en-IN"/>
+              </w:rPr>
+            </w:pPr>
+            <w:r>
+              <w:rPr>
+                <w:rFonts w:ascii="Calibri" w:hAnsi="Calibri" w:cs="Calibri"/>
+                <w:b/>
+                <w:bCs/>
+                <w:sz w:val="24"/>
+                <w:u w:val="single"/>
+              </w:rPr>
+              <w:t xml:space="preserve">LLM-based Case Structuring </w:t>
+            </w:r>
+            <w:proofErr w:type="gramStart"/>
+            <w:r>
+              <w:rPr>
+                <w:rFonts w:ascii="Calibri" w:hAnsi="Calibri" w:cs="Calibri"/>
+                <w:b/>
+                <w:bCs/>
+                <w:sz w:val="24"/>
+                <w:u w:val="single"/>
+              </w:rPr>
+              <w:t>and</w:t>
+            </w:r>
+            <w:r>
+              <w:rPr>
+                <w:rFonts w:ascii="Calibri" w:hAnsi="Calibri" w:cs="Calibri"/>
+                <w:b/>
+                <w:bCs/>
+                <w:sz w:val="24"/>
+                <w:u w:val="single"/>
+              </w:rPr>
+              <w:t xml:space="preserve">  </w:t>
+            </w:r>
+            <w:r>
+              <w:rPr>
+                <w:rFonts w:ascii="Calibri" w:hAnsi="Calibri" w:cs="Calibri"/>
+                <w:b/>
+                <w:bCs/>
+                <w:sz w:val="24"/>
+                <w:u w:val="single"/>
+              </w:rPr>
+              <w:t>Seriousness</w:t>
+            </w:r>
+            <w:proofErr w:type="gramEnd"/>
+            <w:r>
+              <w:rPr>
+                <w:rFonts w:ascii="Calibri" w:hAnsi="Calibri" w:cs="Calibri"/>
+                <w:b/>
+                <w:bCs/>
+                <w:sz w:val="24"/>
+                <w:u w:val="single"/>
+              </w:rPr>
+              <w:t xml:space="preserve"> Classification</w:t>
+            </w:r>
+            <w:r>
+              <w:rPr>
+                <w:rFonts w:ascii="Calibri" w:hAnsi="Calibri" w:cs="Calibri"/>
+                <w:b/>
+                <w:bCs/>
+                <w:sz w:val="24"/>
+                <w:u w:val="single"/>
+                <w:lang w:val="en-IN"/>
+              </w:rPr>
+              <w:t xml:space="preserve"> </w:t>
             </w:r>
           </w:p>
           <w:p>
@@ -1323,56 +1353,7 @@
                 <w:rFonts w:ascii="Calibri" w:hAnsi="Calibri" w:cs="Calibri"/>
                 <w:lang w:val="en-IN"/>
               </w:rPr>
-              <w:t xml:space="preserve">Automated seriousness classification and exported results to Excel, </w:t>
-            </w:r>
-            <w:r>
-              <w:rPr>
-                <w:rFonts w:ascii="Calibri" w:hAnsi="Calibri" w:cs="Calibri"/>
-                <w:b/>
-                <w:bCs/>
-                <w:lang w:val="en-IN"/>
-              </w:rPr>
-              <w:t>reducing manual effort by 70%</w:t>
-            </w:r>
-            <w:r>
-              <w:rPr>
-                <w:rFonts w:ascii="Calibri" w:hAnsi="Calibri" w:cs="Calibri"/>
-                <w:lang w:val="en-IN"/>
-              </w:rPr>
-              <w:t xml:space="preserve">. </w:t>
-            </w:r>
-          </w:p>
-          <w:p>
-            <w:pPr>
-              <w:rPr>
-                <w:rFonts w:ascii="Calibri" w:hAnsi="Calibri" w:cs="Calibri"/>
-                <w:b/>
-                <w:bCs/>
-                <w:sz w:val="24"/>
-                <w:u w:val="single"/>
-              </w:rPr>
-            </w:pPr>
-          </w:p>
-          <w:p>
-            <w:pPr>
-              <w:ind w:left="93" w:hanging="3"/>
-              <w:rPr>
-                <w:rFonts w:ascii="Calibri" w:hAnsi="Calibri" w:cs="Calibri"/>
-                <w:b/>
-                <w:bCs/>
-                <w:sz w:val="24"/>
-                <w:u w:val="single"/>
-              </w:rPr>
-            </w:pPr>
-            <w:r>
-              <w:rPr>
-                <w:rFonts w:ascii="Calibri" w:hAnsi="Calibri" w:cs="Calibri"/>
-                <w:b/>
-                <w:bCs/>
-                <w:sz w:val="24"/>
-                <w:u w:val="single"/>
-              </w:rPr>
-              <w:t>Serverless Blog Generator using Amazon Bedrock &amp; AWS Lambda</w:t>
+              <w:t>Developed an AI-powered pipeline using LLMs to extract structured data from unstructured drug safety narratives.</w:t>
             </w:r>
           </w:p>
           <w:p>
@@ -1385,6 +1366,8 @@
               <w:ind w:left="453"/>
               <w:rPr>
                 <w:rFonts w:ascii="Calibri" w:hAnsi="Calibri" w:cs="Calibri"/>
+                <w:b/>
+                <w:sz w:val="24"/>
                 <w:lang w:val="en-IN"/>
               </w:rPr>
             </w:pPr>
@@ -1393,32 +1376,27 @@
                 <w:rFonts w:ascii="Calibri" w:hAnsi="Calibri" w:cs="Calibri"/>
                 <w:lang w:val="en-IN"/>
               </w:rPr>
-              <w:t>Built a serverless blog generator using AWS Lambda, API Gateway, S3 &amp; Bedrock (</w:t>
-            </w:r>
-            <w:proofErr w:type="spellStart"/>
-            <w:r>
-              <w:rPr>
-                <w:rFonts w:ascii="Calibri" w:hAnsi="Calibri" w:cs="Calibri"/>
+              <w:t xml:space="preserve">Automated seriousness classification and exported results to Excel, </w:t>
+            </w:r>
+            <w:r>
+              <w:rPr>
+                <w:rFonts w:ascii="Calibri" w:hAnsi="Calibri" w:cs="Calibri"/>
+                <w:b/>
+                <w:bCs/>
                 <w:lang w:val="en-IN"/>
               </w:rPr>
-              <w:t>LLaMA</w:t>
-            </w:r>
-            <w:proofErr w:type="spellEnd"/>
+              <w:t>reducing manual effort by 70%</w:t>
+            </w:r>
             <w:r>
               <w:rPr>
                 <w:rFonts w:ascii="Calibri" w:hAnsi="Calibri" w:cs="Calibri"/>
                 <w:lang w:val="en-IN"/>
               </w:rPr>
-              <w:t xml:space="preserve"> 3).</w:t>
+              <w:t xml:space="preserve">. </w:t>
             </w:r>
           </w:p>
           <w:p>
             <w:pPr>
-              <w:numPr>
-                <w:ilvl w:val="0"/>
-                <w:numId w:val="15"/>
-              </w:numPr>
-              <w:ind w:left="453"/>
               <w:rPr>
                 <w:rFonts w:ascii="Calibri" w:hAnsi="Calibri" w:cs="Calibri"/>
                 <w:b/>
@@ -1427,23 +1405,10 @@
                 <w:u w:val="single"/>
               </w:rPr>
             </w:pPr>
-            <w:r>
-              <w:rPr>
-                <w:rFonts w:ascii="Calibri" w:hAnsi="Calibri" w:cs="Calibri"/>
-                <w:lang w:val="en-IN"/>
-              </w:rPr>
-              <w:t>I</w:t>
-            </w:r>
-            <w:r>
-              <w:rPr>
-                <w:rFonts w:ascii="Calibri" w:hAnsi="Calibri" w:cs="Calibri"/>
-                <w:lang w:val="en-IN"/>
-              </w:rPr>
-              <w:t>ntegrated LLM API for real-time GenAI content generation and cloud storage.</w:t>
-            </w:r>
           </w:p>
           <w:p>
             <w:pPr>
+              <w:ind w:left="453"/>
               <w:rPr>
                 <w:rFonts w:ascii="Calibri" w:hAnsi="Calibri" w:cs="Calibri"/>
                 <w:lang w:val="en-IN"/>
@@ -1558,6 +1523,326 @@
           <w:bCs/>
           <w:sz w:val="24"/>
         </w:rPr>
+        <w:t>Coforge</w:t>
+      </w:r>
+      <w:proofErr w:type="spellEnd"/>
+      <w:r>
+        <w:rPr>
+          <w:rFonts w:ascii="Calibri" w:hAnsi="Calibri" w:cs="Calibri"/>
+          <w:b/>
+          <w:bCs/>
+          <w:sz w:val="24"/>
+        </w:rPr>
+        <w:t xml:space="preserve"> Ltd.</w:t>
+      </w:r>
+      <w:r>
+        <w:rPr>
+          <w:rFonts w:ascii="Calibri" w:hAnsi="Calibri" w:cs="Calibri"/>
+          <w:b/>
+          <w:bCs/>
+          <w:sz w:val="24"/>
+        </w:rPr>
+        <w:t>, Pune</w:t>
+      </w:r>
+    </w:p>
+    <w:p>
+      <w:pPr>
+        <w:ind w:right="0"/>
+        <w:rPr>
+          <w:rFonts w:ascii="Calibri" w:hAnsi="Calibri" w:cs="Calibri"/>
+        </w:rPr>
+      </w:pPr>
+      <w:r>
+        <w:rPr>
+          <w:rFonts w:ascii="Calibri" w:hAnsi="Calibri" w:cs="Calibri"/>
+        </w:rPr>
+        <w:t>Technical Lead</w:t>
+      </w:r>
+    </w:p>
+    <w:p>
+      <w:pPr>
+        <w:ind w:right="0"/>
+        <w:rPr>
+          <w:rFonts w:ascii="Calibri" w:hAnsi="Calibri" w:cs="Calibri"/>
+        </w:rPr>
+      </w:pPr>
+      <w:r>
+        <w:rPr>
+          <w:rFonts w:ascii="Calibri" w:hAnsi="Calibri" w:cs="Calibri"/>
+        </w:rPr>
+        <w:t>(</w:t>
+      </w:r>
+      <w:r>
+        <w:rPr>
+          <w:rFonts w:ascii="Calibri" w:hAnsi="Calibri" w:cs="Calibri"/>
+        </w:rPr>
+        <w:t>Dec</w:t>
+      </w:r>
+      <w:r>
+        <w:rPr>
+          <w:rFonts w:ascii="Calibri" w:hAnsi="Calibri" w:cs="Calibri"/>
+        </w:rPr>
+        <w:t xml:space="preserve"> 202</w:t>
+      </w:r>
+      <w:r>
+        <w:rPr>
+          <w:rFonts w:ascii="Calibri" w:hAnsi="Calibri" w:cs="Calibri"/>
+        </w:rPr>
+        <w:t>5</w:t>
+      </w:r>
+      <w:r>
+        <w:rPr>
+          <w:rFonts w:ascii="Calibri" w:hAnsi="Calibri" w:cs="Calibri"/>
+        </w:rPr>
+        <w:t xml:space="preserve"> – </w:t>
+      </w:r>
+      <w:r>
+        <w:rPr>
+          <w:rFonts w:ascii="Calibri" w:hAnsi="Calibri" w:cs="Calibri"/>
+        </w:rPr>
+        <w:t>Present</w:t>
+      </w:r>
+      <w:r>
+        <w:rPr>
+          <w:rFonts w:ascii="Calibri" w:hAnsi="Calibri" w:cs="Calibri"/>
+        </w:rPr>
+        <w:t>)</w:t>
+      </w:r>
+    </w:p>
+    <w:p>
+      <w:pPr>
+        <w:pStyle w:val="ListParagraph"/>
+        <w:numPr>
+          <w:ilvl w:val="0"/>
+          <w:numId w:val="15"/>
+        </w:numPr>
+        <w:spacing w:line="240" w:lineRule="auto"/>
+        <w:ind w:right="0"/>
+        <w:rPr>
+          <w:rFonts w:ascii="Times New Roman" w:eastAsia="Times New Roman" w:hAnsi="Times New Roman" w:cs="Times New Roman"/>
+          <w:sz w:val="24"/>
+          <w:lang w:val="en-IN" w:eastAsia="en-IN" w:bidi="hi-IN"/>
+        </w:rPr>
+      </w:pPr>
+      <w:r>
+        <w:rPr>
+          <w:rFonts w:ascii="Times New Roman" w:eastAsia="Times New Roman" w:hAnsi="Times New Roman" w:cs="Times New Roman"/>
+          <w:sz w:val="24"/>
+          <w:lang w:val="en-IN" w:eastAsia="en-IN" w:bidi="hi-IN"/>
+        </w:rPr>
+        <w:t xml:space="preserve">Developed an </w:t>
+      </w:r>
+      <w:r>
+        <w:rPr>
+          <w:rFonts w:ascii="Times New Roman" w:eastAsia="Times New Roman" w:hAnsi="Times New Roman" w:cs="Times New Roman"/>
+          <w:b/>
+          <w:bCs/>
+          <w:sz w:val="24"/>
+          <w:lang w:val="en-IN" w:eastAsia="en-IN" w:bidi="hi-IN"/>
+        </w:rPr>
+        <w:t>agentic SDLC application</w:t>
+      </w:r>
+      <w:r>
+        <w:rPr>
+          <w:rFonts w:ascii="Times New Roman" w:eastAsia="Times New Roman" w:hAnsi="Times New Roman" w:cs="Times New Roman"/>
+          <w:sz w:val="24"/>
+          <w:lang w:val="en-IN" w:eastAsia="en-IN" w:bidi="hi-IN"/>
+        </w:rPr>
+        <w:t xml:space="preserve"> with specialized </w:t>
+      </w:r>
+      <w:r>
+        <w:rPr>
+          <w:rFonts w:ascii="Times New Roman" w:eastAsia="Times New Roman" w:hAnsi="Times New Roman" w:cs="Times New Roman"/>
+          <w:b/>
+          <w:bCs/>
+          <w:sz w:val="24"/>
+          <w:lang w:val="en-IN" w:eastAsia="en-IN" w:bidi="hi-IN"/>
+        </w:rPr>
+        <w:t xml:space="preserve">BA, PO, </w:t>
+      </w:r>
+      <w:r>
+        <w:rPr>
+          <w:rFonts w:ascii="Times New Roman" w:eastAsia="Times New Roman" w:hAnsi="Times New Roman" w:cs="Times New Roman"/>
+          <w:b/>
+          <w:bCs/>
+          <w:sz w:val="24"/>
+          <w:lang w:val="en-IN" w:eastAsia="en-IN" w:bidi="hi-IN"/>
+        </w:rPr>
+        <w:t xml:space="preserve">Architect, </w:t>
+      </w:r>
+      <w:r>
+        <w:rPr>
+          <w:rFonts w:ascii="Times New Roman" w:eastAsia="Times New Roman" w:hAnsi="Times New Roman" w:cs="Times New Roman"/>
+          <w:b/>
+          <w:bCs/>
+          <w:sz w:val="24"/>
+          <w:lang w:val="en-IN" w:eastAsia="en-IN" w:bidi="hi-IN"/>
+        </w:rPr>
+        <w:t>Developer, and QE agents operating in separate silos</w:t>
+      </w:r>
+      <w:r>
+        <w:rPr>
+          <w:rFonts w:ascii="Times New Roman" w:eastAsia="Times New Roman" w:hAnsi="Times New Roman" w:cs="Times New Roman"/>
+          <w:sz w:val="24"/>
+          <w:lang w:val="en-IN" w:eastAsia="en-IN" w:bidi="hi-IN"/>
+        </w:rPr>
+        <w:t xml:space="preserve">, coordinated by an </w:t>
+      </w:r>
+      <w:r>
+        <w:rPr>
+          <w:rFonts w:ascii="Times New Roman" w:eastAsia="Times New Roman" w:hAnsi="Times New Roman" w:cs="Times New Roman"/>
+          <w:b/>
+          <w:bCs/>
+          <w:sz w:val="24"/>
+          <w:lang w:val="en-IN" w:eastAsia="en-IN" w:bidi="hi-IN"/>
+        </w:rPr>
+        <w:t>Orchestrator agent</w:t>
+      </w:r>
+      <w:r>
+        <w:rPr>
+          <w:rFonts w:ascii="Times New Roman" w:eastAsia="Times New Roman" w:hAnsi="Times New Roman" w:cs="Times New Roman"/>
+          <w:sz w:val="24"/>
+          <w:lang w:val="en-IN" w:eastAsia="en-IN" w:bidi="hi-IN"/>
+        </w:rPr>
+        <w:t xml:space="preserve"> to automate requirement analysis, development tasks, test-case generation, and cross-agent workflow execution.</w:t>
+      </w:r>
+    </w:p>
+    <w:p>
+      <w:pPr>
+        <w:pStyle w:val="ListParagraph"/>
+        <w:spacing w:line="240" w:lineRule="auto"/>
+        <w:ind w:left="812" w:right="0"/>
+        <w:rPr>
+          <w:rFonts w:ascii="Times New Roman" w:eastAsia="Times New Roman" w:hAnsi="Times New Roman" w:cs="Times New Roman"/>
+          <w:sz w:val="24"/>
+          <w:lang w:val="en-IN" w:eastAsia="en-IN" w:bidi="hi-IN"/>
+        </w:rPr>
+      </w:pPr>
+    </w:p>
+    <w:p>
+      <w:pPr>
+        <w:pStyle w:val="ListParagraph"/>
+        <w:numPr>
+          <w:ilvl w:val="0"/>
+          <w:numId w:val="15"/>
+        </w:numPr>
+        <w:spacing w:line="240" w:lineRule="auto"/>
+        <w:ind w:right="0"/>
+        <w:rPr>
+          <w:rFonts w:ascii="Times New Roman" w:eastAsia="Times New Roman" w:hAnsi="Times New Roman" w:cs="Times New Roman"/>
+          <w:sz w:val="24"/>
+          <w:lang w:val="en-IN" w:eastAsia="en-IN" w:bidi="hi-IN"/>
+        </w:rPr>
+      </w:pPr>
+      <w:r>
+        <w:rPr>
+          <w:rFonts w:ascii="Times New Roman" w:eastAsia="Times New Roman" w:hAnsi="Times New Roman" w:cs="Times New Roman"/>
+          <w:sz w:val="24"/>
+          <w:lang w:val="en-IN" w:eastAsia="en-IN" w:bidi="hi-IN"/>
+        </w:rPr>
+        <w:t xml:space="preserve">Built a GenAI-based </w:t>
+      </w:r>
+      <w:r>
+        <w:rPr>
+          <w:rFonts w:ascii="Times New Roman" w:eastAsia="Times New Roman" w:hAnsi="Times New Roman" w:cs="Times New Roman"/>
+          <w:b/>
+          <w:bCs/>
+          <w:sz w:val="24"/>
+          <w:lang w:val="en-IN" w:eastAsia="en-IN" w:bidi="hi-IN"/>
+        </w:rPr>
+        <w:t xml:space="preserve">ticket </w:t>
+      </w:r>
+      <w:proofErr w:type="spellStart"/>
+      <w:r>
+        <w:rPr>
+          <w:rFonts w:ascii="Times New Roman" w:eastAsia="Times New Roman" w:hAnsi="Times New Roman" w:cs="Times New Roman"/>
+          <w:b/>
+          <w:bCs/>
+          <w:sz w:val="24"/>
+          <w:lang w:val="en-IN" w:eastAsia="en-IN" w:bidi="hi-IN"/>
+        </w:rPr>
+        <w:t>analyzer</w:t>
+      </w:r>
+      <w:proofErr w:type="spellEnd"/>
+      <w:r>
+        <w:rPr>
+          <w:rFonts w:ascii="Times New Roman" w:eastAsia="Times New Roman" w:hAnsi="Times New Roman" w:cs="Times New Roman"/>
+          <w:sz w:val="24"/>
+          <w:lang w:val="en-IN" w:eastAsia="en-IN" w:bidi="hi-IN"/>
+        </w:rPr>
+        <w:t xml:space="preserve"> to extract requirements, identify key entities, classify/structure ticket information, and generate actionable summaries using LLMs and </w:t>
+      </w:r>
+      <w:proofErr w:type="spellStart"/>
+      <w:r>
+        <w:rPr>
+          <w:rFonts w:ascii="Times New Roman" w:eastAsia="Times New Roman" w:hAnsi="Times New Roman" w:cs="Times New Roman"/>
+          <w:sz w:val="24"/>
+          <w:lang w:val="en-IN" w:eastAsia="en-IN" w:bidi="hi-IN"/>
+        </w:rPr>
+        <w:t>Pydantic</w:t>
+      </w:r>
+      <w:proofErr w:type="spellEnd"/>
+      <w:r>
+        <w:rPr>
+          <w:rFonts w:ascii="Times New Roman" w:eastAsia="Times New Roman" w:hAnsi="Times New Roman" w:cs="Times New Roman"/>
+          <w:sz w:val="24"/>
+          <w:lang w:val="en-IN" w:eastAsia="en-IN" w:bidi="hi-IN"/>
+        </w:rPr>
+        <w:t xml:space="preserve">. </w:t>
+      </w:r>
+    </w:p>
+    <w:p>
+      <w:pPr>
+        <w:pStyle w:val="ListParagraph"/>
+        <w:spacing w:line="240" w:lineRule="auto"/>
+        <w:ind w:left="812" w:right="0"/>
+        <w:rPr>
+          <w:rFonts w:ascii="Times New Roman" w:eastAsia="Times New Roman" w:hAnsi="Times New Roman" w:cs="Times New Roman"/>
+          <w:sz w:val="24"/>
+          <w:lang w:val="en-IN" w:eastAsia="en-IN" w:bidi="hi-IN"/>
+        </w:rPr>
+      </w:pPr>
+    </w:p>
+    <w:p>
+      <w:pPr>
+        <w:ind w:right="0"/>
+        <w:rPr>
+          <w:rFonts w:ascii="Calibri" w:hAnsi="Calibri" w:cs="Calibri"/>
+          <w:b/>
+          <w:bCs/>
+          <w:sz w:val="24"/>
+        </w:rPr>
+      </w:pPr>
+    </w:p>
+    <w:p>
+      <w:pPr>
+        <w:ind w:right="0"/>
+        <w:rPr>
+          <w:rFonts w:ascii="Calibri" w:hAnsi="Calibri" w:cs="Calibri"/>
+          <w:b/>
+          <w:bCs/>
+          <w:sz w:val="24"/>
+        </w:rPr>
+      </w:pPr>
+    </w:p>
+    <w:p>
+      <w:pPr>
+        <w:ind w:right="0"/>
+        <w:rPr>
+          <w:rFonts w:ascii="Calibri" w:hAnsi="Calibri" w:cs="Calibri"/>
+          <w:b/>
+          <w:bCs/>
+          <w:sz w:val="24"/>
+        </w:rPr>
+      </w:pPr>
+      <w:proofErr w:type="spellStart"/>
+      <w:r>
+        <w:rPr>
+          <w:rFonts w:ascii="Calibri" w:hAnsi="Calibri" w:cs="Calibri"/>
+          <w:b/>
+          <w:bCs/>
+          <w:sz w:val="24"/>
+        </w:rPr>
         <w:t>Syneos</w:t>
       </w:r>
       <w:proofErr w:type="spellEnd"/>
@@ -2229,7 +2514,31 @@
         <w:rPr>
           <w:rFonts w:ascii="Calibri" w:hAnsi="Calibri" w:cs="Calibri"/>
         </w:rPr>
-        <w:t>(May 2017 – Jan 2018)</w:t>
+        <w:t xml:space="preserve">(May 2017 – </w:t>
+      </w:r>
+      <w:r>
+        <w:rPr>
+          <w:rFonts w:ascii="Calibri" w:hAnsi="Calibri" w:cs="Calibri"/>
+        </w:rPr>
+        <w:t>Dec</w:t>
+      </w:r>
+      <w:r>
+        <w:rPr>
+          <w:rFonts w:ascii="Calibri" w:hAnsi="Calibri" w:cs="Calibri"/>
+        </w:rPr>
+        <w:t xml:space="preserve"> 201</w:t>
+      </w:r>
+      <w:r>
+        <w:rPr>
+          <w:rFonts w:ascii="Calibri" w:hAnsi="Calibri" w:cs="Calibri"/>
+        </w:rPr>
+        <w:t>7</w:t>
+      </w:r>
+      <w:r>
+        <w:rPr>
+          <w:rFonts w:ascii="Calibri" w:hAnsi="Calibri" w:cs="Calibri"/>
+        </w:rPr>
+        <w:t>)</w:t>
       </w:r>
     </w:p>
     <w:p>
@@ -2303,38 +2612,6 @@
         </w:rPr>
         <w:t>improve patient outcomes and compliance.</w:t>
       </w:r>
-    </w:p>
-    <w:p>
-      <w:pPr>
-        <w:ind w:right="0"/>
-        <w:rPr>
-          <w:rFonts w:ascii="Calibri" w:hAnsi="Calibri" w:cs="Calibri"/>
-        </w:rPr>
-      </w:pPr>
-    </w:p>
-    <w:p>
-      <w:pPr>
-        <w:pStyle w:val="ListParagraph"/>
-        <w:ind w:right="0"/>
-        <w:rPr>
-          <w:rFonts w:ascii="Calibri" w:hAnsi="Calibri" w:cs="Calibri"/>
-        </w:rPr>
-      </w:pPr>
-    </w:p>
-    <w:p>
-      <w:pPr>
-        <w:ind w:right="0"/>
-      </w:pPr>
-    </w:p>
-    <w:p>
-      <w:pPr>
-        <w:ind w:right="0"/>
-      </w:pPr>
-    </w:p>
-    <w:p>
-      <w:pPr>
-        <w:ind w:right="0"/>
-      </w:pPr>
     </w:p>
     <w:p>
       <w:pPr>
@@ -2579,14 +2856,14 @@
         <v:path o:extrusionok="f" gradientshapeok="t" o:connecttype="rect"/>
         <o:lock v:ext="edit" aspectratio="t"/>
       </v:shapetype>
-      <v:shape id="_x0000_i1084" type="#_x0000_t75" style="width:18pt;height:18pt;visibility:visible" o:gfxdata="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" o:bullet="t">
+      <v:shape id="_x0000_i1533" type="#_x0000_t75" style="width:18pt;height:18pt;visibility:visible" o:gfxdata="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" o:bullet="t">
         <v:imagedata r:id="rId1" o:title=""/>
       </v:shape>
     </w:pict>
   </w:numPicBullet>
   <w:numPicBullet w:numPicBulletId="1">
     <w:pict>
-      <v:shape id="_x0000_i1085" type="#_x0000_t75" style="width:18pt;height:18pt;visibility:visible" o:gfxdata="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" o:bullet="t">
+      <v:shape id="_x0000_i1534" type="#_x0000_t75" style="width:18pt;height:18pt;visibility:visible" o:gfxdata="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" o:bullet="t">
         <v:imagedata r:id="rId2" o:title=""/>
       </v:shape>
     </w:pict>
@@ -3055,6 +3332,122 @@
     </w:lvl>
   </w:abstractNum>
   <w:abstractNum w:abstractNumId="4" w15:restartNumberingAfterBreak="0">
+    <w:nsid w:val="13FB40C3"/>
+    <w:multiLevelType w:val="hybridMultilevel"/>
+    <w:tmpl w:val="6896A92C"/>
+    <w:lvl w:ilvl="0" w:tplc="40090001">
+      <w:start w:val="1"/>
+      <w:numFmt w:val="bullet"/>
+      <w:lvlText w:val=""/>
+      <w:lvlJc w:val="left"/>
+      <w:pPr>
+        <w:ind w:left="900" w:hanging="360"/>
+      </w:pPr>
+      <w:rPr>
+        <w:rFonts w:ascii="Symbol" w:hAnsi="Symbol" w:hint="default"/>
+        <w:b/>
+        <w:sz w:val="24"/>
+        <w:u w:val="single"/>
+      </w:rPr>
+    </w:lvl>
+    <w:lvl w:ilvl="1" w:tplc="40090003" w:tentative="1">
+      <w:start w:val="1"/>
+      <w:numFmt w:val="bullet"/>
+      <w:lvlText w:val="o"/>
+      <w:lvlJc w:val="left"/>
+      <w:pPr>
+        <w:ind w:left="1890" w:hanging="360"/>
+      </w:pPr>
+      <w:rPr>
+        <w:rFonts w:ascii="Courier New" w:hAnsi="Courier New" w:cs="Courier New" w:hint="default"/>
+      </w:rPr>
+    </w:lvl>
+    <w:lvl w:ilvl="2" w:tplc="40090005" w:tentative="1">
+      <w:start w:val="1"/>
+      <w:numFmt w:val="bullet"/>
+      <w:lvlText w:val=""/>
+      <w:lvlJc w:val="left"/>
+      <w:pPr>
+        <w:ind w:left="2610" w:hanging="360"/>
+      </w:pPr>
+      <w:rPr>
+        <w:rFonts w:ascii="Wingdings" w:hAnsi="Wingdings" w:hint="default"/>
+      </w:rPr>
+    </w:lvl>
+    <w:lvl w:ilvl="3" w:tplc="40090001" w:tentative="1">
+      <w:start w:val="1"/>
+      <w:numFmt w:val="bullet"/>
+      <w:lvlText w:val=""/>
+      <w:lvlJc w:val="left"/>
+      <w:pPr>
+        <w:ind w:left="3330" w:hanging="360"/>
+      </w:pPr>
+      <w:rPr>
+        <w:rFonts w:ascii="Symbol" w:hAnsi="Symbol" w:hint="default"/>
+      </w:rPr>
+    </w:lvl>
+    <w:lvl w:ilvl="4" w:tplc="40090003" w:tentative="1">
+      <w:start w:val="1"/>
+      <w:numFmt w:val="bullet"/>
+      <w:lvlText w:val="o"/>
+      <w:lvlJc w:val="left"/>
+      <w:pPr>
+        <w:ind w:left="4050" w:hanging="360"/>
+      </w:pPr>
+      <w:rPr>
+        <w:rFonts w:ascii="Courier New" w:hAnsi="Courier New" w:cs="Courier New" w:hint="default"/>
+      </w:rPr>
+    </w:lvl>
+    <w:lvl w:ilvl="5" w:tplc="40090005" w:tentative="1">
+      <w:start w:val="1"/>
+      <w:numFmt w:val="bullet"/>
+      <w:lvlText w:val=""/>
+      <w:lvlJc w:val="left"/>
+      <w:pPr>
+        <w:ind w:left="4770" w:hanging="360"/>
+      </w:pPr>
+      <w:rPr>
+        <w:rFonts w:ascii="Wingdings" w:hAnsi="Wingdings" w:hint="default"/>
+      </w:rPr>
+    </w:lvl>
+    <w:lvl w:ilvl="6" w:tplc="40090001" w:tentative="1">
+      <w:start w:val="1"/>
+      <w:numFmt w:val="bullet"/>
+      <w:lvlText w:val=""/>
+      <w:lvlJc w:val="left"/>
+      <w:pPr>
+        <w:ind w:left="5490" w:hanging="360"/>
+      </w:pPr>
+      <w:rPr>
+        <w:rFonts w:ascii="Symbol" w:hAnsi="Symbol" w:hint="default"/>
+      </w:rPr>
+    </w:lvl>
+    <w:lvl w:ilvl="7" w:tplc="40090003" w:tentative="1">
+      <w:start w:val="1"/>
+      <w:numFmt w:val="bullet"/>
+      <w:lvlText w:val="o"/>
+      <w:lvlJc w:val="left"/>
+      <w:pPr>
+        <w:ind w:left="6210" w:hanging="360"/>
+      </w:pPr>
+      <w:rPr>
+        <w:rFonts w:ascii="Courier New" w:hAnsi="Courier New" w:cs="Courier New" w:hint="default"/>
+      </w:rPr>
+    </w:lvl>
+    <w:lvl w:ilvl="8" w:tplc="40090005" w:tentative="1">
+      <w:start w:val="1"/>
+      <w:numFmt w:val="bullet"/>
+      <w:lvlText w:val=""/>
+      <w:lvlJc w:val="left"/>
+      <w:pPr>
+        <w:ind w:left="6930" w:hanging="360"/>
+      </w:pPr>
+      <w:rPr>
+        <w:rFonts w:ascii="Wingdings" w:hAnsi="Wingdings" w:hint="default"/>
+      </w:rPr>
+    </w:lvl>
+  </w:abstractNum>
+  <w:abstractNum w:abstractNumId="5" w15:restartNumberingAfterBreak="0">
     <w:nsid w:val="1F9433DB"/>
     <w:multiLevelType w:val="hybridMultilevel"/>
     <w:tmpl w:val="3A94B60E"/>
@@ -3167,7 +3560,7 @@
       </w:rPr>
     </w:lvl>
   </w:abstractNum>
-  <w:abstractNum w:abstractNumId="5" w15:restartNumberingAfterBreak="0">
+  <w:abstractNum w:abstractNumId="6" w15:restartNumberingAfterBreak="0">
     <w:nsid w:val="24D82812"/>
     <w:multiLevelType w:val="hybridMultilevel"/>
     <w:tmpl w:val="DE4822C6"/>
@@ -3280,7 +3673,7 @@
       </w:rPr>
     </w:lvl>
   </w:abstractNum>
-  <w:abstractNum w:abstractNumId="6" w15:restartNumberingAfterBreak="0">
+  <w:abstractNum w:abstractNumId="7" w15:restartNumberingAfterBreak="0">
     <w:nsid w:val="25B010FB"/>
     <w:multiLevelType w:val="hybridMultilevel"/>
     <w:tmpl w:val="5CF0D04A"/>
@@ -3393,7 +3786,7 @@
       </w:rPr>
     </w:lvl>
   </w:abstractNum>
-  <w:abstractNum w:abstractNumId="7" w15:restartNumberingAfterBreak="0">
+  <w:abstractNum w:abstractNumId="8" w15:restartNumberingAfterBreak="0">
     <w:nsid w:val="308F2054"/>
     <w:multiLevelType w:val="hybridMultilevel"/>
     <w:tmpl w:val="BBF8ADCC"/>
@@ -3506,7 +3899,7 @@
       </w:rPr>
     </w:lvl>
   </w:abstractNum>
-  <w:abstractNum w:abstractNumId="8" w15:restartNumberingAfterBreak="0">
+  <w:abstractNum w:abstractNumId="9" w15:restartNumberingAfterBreak="0">
     <w:nsid w:val="45BF6164"/>
     <w:multiLevelType w:val="hybridMultilevel"/>
     <w:tmpl w:val="BDE226B8"/>
@@ -3621,7 +4014,7 @@
       </w:rPr>
     </w:lvl>
   </w:abstractNum>
-  <w:abstractNum w:abstractNumId="9" w15:restartNumberingAfterBreak="0">
+  <w:abstractNum w:abstractNumId="10" w15:restartNumberingAfterBreak="0">
     <w:nsid w:val="486874F5"/>
     <w:multiLevelType w:val="hybridMultilevel"/>
     <w:tmpl w:val="3BE6450E"/>
@@ -3734,7 +4127,7 @@
       </w:rPr>
     </w:lvl>
   </w:abstractNum>
-  <w:abstractNum w:abstractNumId="10" w15:restartNumberingAfterBreak="0">
+  <w:abstractNum w:abstractNumId="11" w15:restartNumberingAfterBreak="0">
     <w:nsid w:val="4BE30B2B"/>
     <w:multiLevelType w:val="hybridMultilevel"/>
     <w:tmpl w:val="5CF48E60"/>
@@ -3847,7 +4240,7 @@
       </w:rPr>
     </w:lvl>
   </w:abstractNum>
-  <w:abstractNum w:abstractNumId="11" w15:restartNumberingAfterBreak="0">
+  <w:abstractNum w:abstractNumId="12" w15:restartNumberingAfterBreak="0">
     <w:nsid w:val="4D4F27C2"/>
     <w:multiLevelType w:val="hybridMultilevel"/>
     <w:tmpl w:val="26CCE3B6"/>
@@ -3863,7 +4256,7 @@
         <w:rFonts w:ascii="Symbol" w:hAnsi="Symbol" w:hint="default"/>
       </w:rPr>
     </w:lvl>
-    <w:lvl w:ilvl="1" w:tplc="40090003" w:tentative="1">
+    <w:lvl w:ilvl="1" w:tplc="40090003">
       <w:start w:val="1"/>
       <w:numFmt w:val="bullet"/>
       <w:lvlText w:val="o"/>
@@ -3960,7 +4353,7 @@
       </w:rPr>
     </w:lvl>
   </w:abstractNum>
-  <w:abstractNum w:abstractNumId="12" w15:restartNumberingAfterBreak="0">
+  <w:abstractNum w:abstractNumId="13" w15:restartNumberingAfterBreak="0">
     <w:nsid w:val="51DC2DDD"/>
     <w:multiLevelType w:val="hybridMultilevel"/>
     <w:tmpl w:val="56C8CC14"/>
@@ -4073,7 +4466,7 @@
       </w:rPr>
     </w:lvl>
   </w:abstractNum>
-  <w:abstractNum w:abstractNumId="13" w15:restartNumberingAfterBreak="0">
+  <w:abstractNum w:abstractNumId="14" w15:restartNumberingAfterBreak="0">
     <w:nsid w:val="68E0343B"/>
     <w:multiLevelType w:val="hybridMultilevel"/>
     <w:tmpl w:val="EAA41D9C"/>
@@ -4186,7 +4579,7 @@
       </w:rPr>
     </w:lvl>
   </w:abstractNum>
-  <w:abstractNum w:abstractNumId="14" w15:restartNumberingAfterBreak="0">
+  <w:abstractNum w:abstractNumId="15" w15:restartNumberingAfterBreak="0">
     <w:nsid w:val="6D385780"/>
     <w:multiLevelType w:val="hybridMultilevel"/>
     <w:tmpl w:val="402AF962"/>
@@ -4299,7 +4692,156 @@
       </w:rPr>
     </w:lvl>
   </w:abstractNum>
-  <w:abstractNum w:abstractNumId="15" w15:restartNumberingAfterBreak="0">
+  <w:abstractNum w:abstractNumId="16" w15:restartNumberingAfterBreak="0">
+    <w:nsid w:val="70000736"/>
+    <w:multiLevelType w:val="multilevel"/>
+    <w:tmpl w:val="873448C6"/>
+    <w:lvl w:ilvl="0">
+      <w:start w:val="1"/>
+      <w:numFmt w:val="bullet"/>
+      <w:lvlText w:val=""/>
+      <w:lvlJc w:val="left"/>
+      <w:pPr>
+        <w:tabs>
+          <w:tab w:val="num" w:pos="720"/>
+        </w:tabs>
+        <w:ind w:left="720" w:hanging="360"/>
+      </w:pPr>
+      <w:rPr>
+        <w:rFonts w:ascii="Symbol" w:hAnsi="Symbol" w:hint="default"/>
+        <w:sz w:val="20"/>
+      </w:rPr>
+    </w:lvl>
+    <w:lvl w:ilvl="1" w:tentative="1">
+      <w:start w:val="1"/>
+      <w:numFmt w:val="bullet"/>
+      <w:lvlText w:val="o"/>
+      <w:lvlJc w:val="left"/>
+      <w:pPr>
+        <w:tabs>
+          <w:tab w:val="num" w:pos="1440"/>
+        </w:tabs>
+        <w:ind w:left="1440" w:hanging="360"/>
+      </w:pPr>
+      <w:rPr>
+        <w:rFonts w:ascii="Courier New" w:hAnsi="Courier New" w:hint="default"/>
+        <w:sz w:val="20"/>
+      </w:rPr>
+    </w:lvl>
+    <w:lvl w:ilvl="2" w:tentative="1">
+      <w:start w:val="1"/>
+      <w:numFmt w:val="bullet"/>
+      <w:lvlText w:val=""/>
+      <w:lvlJc w:val="left"/>
+      <w:pPr>
+        <w:tabs>
+          <w:tab w:val="num" w:pos="2160"/>
+        </w:tabs>
+        <w:ind w:left="2160" w:hanging="360"/>
+      </w:pPr>
+      <w:rPr>
+        <w:rFonts w:ascii="Wingdings" w:hAnsi="Wingdings" w:hint="default"/>
+        <w:sz w:val="20"/>
+      </w:rPr>
+    </w:lvl>
+    <w:lvl w:ilvl="3" w:tentative="1">
+      <w:start w:val="1"/>
+      <w:numFmt w:val="bullet"/>
+      <w:lvlText w:val=""/>
+      <w:lvlJc w:val="left"/>
+      <w:pPr>
+        <w:tabs>
+          <w:tab w:val="num" w:pos="2880"/>
+        </w:tabs>
+        <w:ind w:left="2880" w:hanging="360"/>
+      </w:pPr>
+      <w:rPr>
+        <w:rFonts w:ascii="Wingdings" w:hAnsi="Wingdings" w:hint="default"/>
+        <w:sz w:val="20"/>
+      </w:rPr>
+    </w:lvl>
+    <w:lvl w:ilvl="4" w:tentative="1">
+      <w:start w:val="1"/>
+      <w:numFmt w:val="bullet"/>
+      <w:lvlText w:val=""/>
+      <w:lvlJc w:val="left"/>
+      <w:pPr>
+        <w:tabs>
+          <w:tab w:val="num" w:pos="3600"/>
+        </w:tabs>
+        <w:ind w:left="3600" w:hanging="360"/>
+      </w:pPr>
+      <w:rPr>
+        <w:rFonts w:ascii="Wingdings" w:hAnsi="Wingdings" w:hint="default"/>
+        <w:sz w:val="20"/>
+      </w:rPr>
+    </w:lvl>
+    <w:lvl w:ilvl="5" w:tentative="1">
+      <w:start w:val="1"/>
+      <w:numFmt w:val="bullet"/>
+      <w:lvlText w:val=""/>
+      <w:lvlJc w:val="left"/>
+      <w:pPr>
+        <w:tabs>
+          <w:tab w:val="num" w:pos="4320"/>
+        </w:tabs>
+        <w:ind w:left="4320" w:hanging="360"/>
+      </w:pPr>
+      <w:rPr>
+        <w:rFonts w:ascii="Wingdings" w:hAnsi="Wingdings" w:hint="default"/>
+        <w:sz w:val="20"/>
+      </w:rPr>
+    </w:lvl>
+    <w:lvl w:ilvl="6" w:tentative="1">
+      <w:start w:val="1"/>
+      <w:numFmt w:val="bullet"/>
+      <w:lvlText w:val=""/>
+      <w:lvlJc w:val="left"/>
+      <w:pPr>
+        <w:tabs>
+          <w:tab w:val="num" w:pos="5040"/>
+        </w:tabs>
+        <w:ind w:left="5040" w:hanging="360"/>
+      </w:pPr>
+      <w:rPr>
+        <w:rFonts w:ascii="Wingdings" w:hAnsi="Wingdings" w:hint="default"/>
+        <w:sz w:val="20"/>
+      </w:rPr>
+    </w:lvl>
+    <w:lvl w:ilvl="7" w:tentative="1">
+      <w:start w:val="1"/>
+      <w:numFmt w:val="bullet"/>
+      <w:lvlText w:val=""/>
+      <w:lvlJc w:val="left"/>
+      <w:pPr>
+        <w:tabs>
+          <w:tab w:val="num" w:pos="5760"/>
+        </w:tabs>
+        <w:ind w:left="5760" w:hanging="360"/>
+      </w:pPr>
+      <w:rPr>
+        <w:rFonts w:ascii="Wingdings" w:hAnsi="Wingdings" w:hint="default"/>
+        <w:sz w:val="20"/>
+      </w:rPr>
+    </w:lvl>
+    <w:lvl w:ilvl="8" w:tentative="1">
+      <w:start w:val="1"/>
+      <w:numFmt w:val="bullet"/>
+      <w:lvlText w:val=""/>
+      <w:lvlJc w:val="left"/>
+      <w:pPr>
+        <w:tabs>
+          <w:tab w:val="num" w:pos="6480"/>
+        </w:tabs>
+        <w:ind w:left="6480" w:hanging="360"/>
+      </w:pPr>
+      <w:rPr>
+        <w:rFonts w:ascii="Wingdings" w:hAnsi="Wingdings" w:hint="default"/>
+        <w:sz w:val="20"/>
+      </w:rPr>
+    </w:lvl>
+  </w:abstractNum>
+  <w:abstractNum w:abstractNumId="17" w15:restartNumberingAfterBreak="0">
     <w:nsid w:val="71326B21"/>
     <w:multiLevelType w:val="multilevel"/>
     <w:tmpl w:val="1BBEBDEA"/>
@@ -4448,7 +4990,7 @@
       </w:rPr>
     </w:lvl>
   </w:abstractNum>
-  <w:abstractNum w:abstractNumId="16" w15:restartNumberingAfterBreak="0">
+  <w:abstractNum w:abstractNumId="18" w15:restartNumberingAfterBreak="0">
     <w:nsid w:val="77833FE2"/>
     <w:multiLevelType w:val="hybridMultilevel"/>
     <w:tmpl w:val="FD36A09C"/>
@@ -4555,6 +5097,121 @@
       <w:lvlJc w:val="left"/>
       <w:pPr>
         <w:ind w:left="6480" w:hanging="360"/>
+      </w:pPr>
+      <w:rPr>
+        <w:rFonts w:ascii="Wingdings" w:hAnsi="Wingdings" w:hint="default"/>
+      </w:rPr>
+    </w:lvl>
+  </w:abstractNum>
+  <w:abstractNum w:abstractNumId="19" w15:restartNumberingAfterBreak="0">
+    <w:nsid w:val="7E166F3C"/>
+    <w:multiLevelType w:val="hybridMultilevel"/>
+    <w:tmpl w:val="58120C72"/>
+    <w:lvl w:ilvl="0" w:tplc="5B625C46">
+      <w:numFmt w:val="bullet"/>
+      <w:lvlText w:val="-"/>
+      <w:lvlJc w:val="left"/>
+      <w:pPr>
+        <w:ind w:left="450" w:hanging="360"/>
+      </w:pPr>
+      <w:rPr>
+        <w:rFonts w:ascii="Calibri" w:eastAsiaTheme="minorHAnsi" w:hAnsi="Calibri" w:cs="Calibri" w:hint="default"/>
+        <w:b/>
+        <w:sz w:val="24"/>
+        <w:u w:val="single"/>
+      </w:rPr>
+    </w:lvl>
+    <w:lvl w:ilvl="1" w:tplc="40090003" w:tentative="1">
+      <w:start w:val="1"/>
+      <w:numFmt w:val="bullet"/>
+      <w:lvlText w:val="o"/>
+      <w:lvlJc w:val="left"/>
+      <w:pPr>
+        <w:ind w:left="1170" w:hanging="360"/>
+      </w:pPr>
+      <w:rPr>
+        <w:rFonts w:ascii="Courier New" w:hAnsi="Courier New" w:cs="Courier New" w:hint="default"/>
+      </w:rPr>
+    </w:lvl>
+    <w:lvl w:ilvl="2" w:tplc="40090005" w:tentative="1">
+      <w:start w:val="1"/>
+      <w:numFmt w:val="bullet"/>
+      <w:lvlText w:val=""/>
+      <w:lvlJc w:val="left"/>
+      <w:pPr>
+        <w:ind w:left="1890" w:hanging="360"/>
+      </w:pPr>
+      <w:rPr>
+        <w:rFonts w:ascii="Wingdings" w:hAnsi="Wingdings" w:hint="default"/>
+      </w:rPr>
+    </w:lvl>
+    <w:lvl w:ilvl="3" w:tplc="40090001" w:tentative="1">
+      <w:start w:val="1"/>
+      <w:numFmt w:val="bullet"/>
+      <w:lvlText w:val=""/>
+      <w:lvlJc w:val="left"/>
+      <w:pPr>
+        <w:ind w:left="2610" w:hanging="360"/>
+      </w:pPr>
+      <w:rPr>
+        <w:rFonts w:ascii="Symbol" w:hAnsi="Symbol" w:hint="default"/>
+      </w:rPr>
+    </w:lvl>
+    <w:lvl w:ilvl="4" w:tplc="40090003" w:tentative="1">
+      <w:start w:val="1"/>
+      <w:numFmt w:val="bullet"/>
+      <w:lvlText w:val="o"/>
+      <w:lvlJc w:val="left"/>
+      <w:pPr>
+        <w:ind w:left="3330" w:hanging="360"/>
+      </w:pPr>
+      <w:rPr>
+        <w:rFonts w:ascii="Courier New" w:hAnsi="Courier New" w:cs="Courier New" w:hint="default"/>
+      </w:rPr>
+    </w:lvl>
+    <w:lvl w:ilvl="5" w:tplc="40090005" w:tentative="1">
+      <w:start w:val="1"/>
+      <w:numFmt w:val="bullet"/>
+      <w:lvlText w:val=""/>
+      <w:lvlJc w:val="left"/>
+      <w:pPr>
+        <w:ind w:left="4050" w:hanging="360"/>
+      </w:pPr>
+      <w:rPr>
+        <w:rFonts w:ascii="Wingdings" w:hAnsi="Wingdings" w:hint="default"/>
+      </w:rPr>
+    </w:lvl>
+    <w:lvl w:ilvl="6" w:tplc="40090001" w:tentative="1">
+      <w:start w:val="1"/>
+      <w:numFmt w:val="bullet"/>
+      <w:lvlText w:val=""/>
+      <w:lvlJc w:val="left"/>
+      <w:pPr>
+        <w:ind w:left="4770" w:hanging="360"/>
+      </w:pPr>
+      <w:rPr>
+        <w:rFonts w:ascii="Symbol" w:hAnsi="Symbol" w:hint="default"/>
+      </w:rPr>
+    </w:lvl>
+    <w:lvl w:ilvl="7" w:tplc="40090003" w:tentative="1">
+      <w:start w:val="1"/>
+      <w:numFmt w:val="bullet"/>
+      <w:lvlText w:val="o"/>
+      <w:lvlJc w:val="left"/>
+      <w:pPr>
+        <w:ind w:left="5490" w:hanging="360"/>
+      </w:pPr>
+      <w:rPr>
+        <w:rFonts w:ascii="Courier New" w:hAnsi="Courier New" w:cs="Courier New" w:hint="default"/>
+      </w:rPr>
+    </w:lvl>
+    <w:lvl w:ilvl="8" w:tplc="40090005" w:tentative="1">
+      <w:start w:val="1"/>
+      <w:numFmt w:val="bullet"/>
+      <w:lvlText w:val=""/>
+      <w:lvlJc w:val="left"/>
+      <w:pPr>
+        <w:ind w:left="6210" w:hanging="360"/>
       </w:pPr>
       <w:rPr>
         <w:rFonts w:ascii="Wingdings" w:hAnsi="Wingdings" w:hint="default"/>
@@ -4565,52 +5222,61 @@
     <w:abstractNumId w:val="2"/>
   </w:num>
   <w:num w:numId="2">
-    <w:abstractNumId w:val="16"/>
+    <w:abstractNumId w:val="18"/>
   </w:num>
   <w:num w:numId="3">
+    <w:abstractNumId w:val="7"/>
+  </w:num>
+  <w:num w:numId="4">
+    <w:abstractNumId w:val="8"/>
+  </w:num>
+  <w:num w:numId="5">
     <w:abstractNumId w:val="6"/>
   </w:num>
-  <w:num w:numId="4">
-    <w:abstractNumId w:val="7"/>
-  </w:num>
-  <w:num w:numId="5">
-    <w:abstractNumId w:val="5"/>
-  </w:num>
   <w:num w:numId="6">
-    <w:abstractNumId w:val="9"/>
+    <w:abstractNumId w:val="10"/>
   </w:num>
   <w:num w:numId="7">
     <w:abstractNumId w:val="1"/>
   </w:num>
   <w:num w:numId="8">
-    <w:abstractNumId w:val="12"/>
+    <w:abstractNumId w:val="13"/>
   </w:num>
   <w:num w:numId="9">
-    <w:abstractNumId w:val="10"/>
+    <w:abstractNumId w:val="11"/>
   </w:num>
   <w:num w:numId="10">
     <w:abstractNumId w:val="0"/>
   </w:num>
   <w:num w:numId="11">
-    <w:abstractNumId w:val="13"/>
+    <w:abstractNumId w:val="14"/>
   </w:num>
   <w:num w:numId="12">
-    <w:abstractNumId w:val="4"/>
+    <w:abstractNumId w:val="5"/>
   </w:num>
   <w:num w:numId="13">
-    <w:abstractNumId w:val="14"/>
+    <w:abstractNumId w:val="15"/>
   </w:num>
   <w:num w:numId="14">
     <w:abstractNumId w:val="3"/>
   </w:num>
   <w:num w:numId="15">
-    <w:abstractNumId w:val="11"/>
+    <w:abstractNumId w:val="12"/>
   </w:num>
   <w:num w:numId="16">
-    <w:abstractNumId w:val="15"/>
+    <w:abstractNumId w:val="17"/>
   </w:num>
   <w:num w:numId="17">
-    <w:abstractNumId w:val="8"/>
+    <w:abstractNumId w:val="9"/>
+  </w:num>
+  <w:num w:numId="18">
+    <w:abstractNumId w:val="16"/>
+  </w:num>
+  <w:num w:numId="19">
+    <w:abstractNumId w:val="19"/>
+  </w:num>
+  <w:num w:numId="20">
+    <w:abstractNumId w:val="4"/>
   </w:num>
 </w:numbering>
 </file>
@@ -5014,7 +5680,7 @@
   <w:style w:type="paragraph" w:default="1" w:styleId="Normal">
     <w:name w:val="Normal"/>
     <w:qFormat/>
-    <w:rsid w:val="009152C7"/>
+    <w:rsid w:val="00885794"/>
     <w:pPr>
       <w:ind w:right="720"/>
     </w:pPr>
@@ -5176,7 +5842,6 @@
   <w:style w:type="character" w:default="1" w:styleId="DefaultParagraphFont">
     <w:name w:val="Default Paragraph Font"/>
     <w:uiPriority w:val="1"/>
-    <w:semiHidden/>
     <w:unhideWhenUsed/>
   </w:style>
   <w:style w:type="table" w:default="1" w:styleId="TableNormal">
@@ -5740,6 +6405,7 @@
     <w:rsidRoot w:val="009C3044"/>
     <w:rsid w:val="000569DE"/>
     <w:rsid w:val="000D0802"/>
+    <w:rsid w:val="000D29C7"/>
     <w:rsid w:val="000D460F"/>
     <w:rsid w:val="00131CD5"/>
     <w:rsid w:val="00133E61"/>
@@ -5754,6 +6420,7 @@
     <w:rsid w:val="002C2188"/>
     <w:rsid w:val="002C7104"/>
     <w:rsid w:val="002D2425"/>
+    <w:rsid w:val="00332D6B"/>
     <w:rsid w:val="003772C7"/>
     <w:rsid w:val="00393852"/>
     <w:rsid w:val="003B2E7E"/>

--- a/Jeevan CV_E2.docx
+++ b/Jeevan CV_E2.docx
@@ -166,35 +166,7 @@
               <w:rPr>
                 <w:rFonts w:ascii="Calibri" w:hAnsi="Calibri" w:cs="Calibri"/>
               </w:rPr>
-              <w:t xml:space="preserve">. Proficient in developing </w:t>
-            </w:r>
-            <w:proofErr w:type="gramStart"/>
-            <w:r>
-              <w:rPr>
-                <w:rFonts w:ascii="Calibri" w:hAnsi="Calibri" w:cs="Calibri"/>
-              </w:rPr>
-              <w:t>production-ready</w:t>
-            </w:r>
-            <w:proofErr w:type="gramEnd"/>
-            <w:r>
-              <w:rPr>
-                <w:rFonts w:ascii="Calibri" w:hAnsi="Calibri" w:cs="Calibri"/>
-              </w:rPr>
-              <w:t xml:space="preserve"> GenAI applications using </w:t>
-            </w:r>
-            <w:proofErr w:type="spellStart"/>
-            <w:r>
-              <w:rPr>
-                <w:rFonts w:ascii="Calibri" w:hAnsi="Calibri" w:cs="Calibri"/>
-              </w:rPr>
-              <w:t>LangChain</w:t>
-            </w:r>
-            <w:proofErr w:type="spellEnd"/>
-            <w:r>
-              <w:rPr>
-                <w:rFonts w:ascii="Calibri" w:hAnsi="Calibri" w:cs="Calibri"/>
-              </w:rPr>
-              <w:t>, Hugging Face, and vector databases. Adept at statistical modeling, data visualization, and building LLM-based solutions for real-world business problems. Proven ability to collaborate across teams and deliver data-driven insights in fast-paced environments.</w:t>
+              <w:t>. Proficient in developing production-ready GenAI applications using LangChain, Hugging Face, and vector databases. Adept at statistical modeling, data visualization, and building LLM-based solutions for real-world business problems. Proven ability to collaborate across teams and deliver data-driven insights in fast-paced environments.</w:t>
             </w:r>
           </w:p>
           <w:p>
@@ -503,27 +475,7 @@
                 <w:sz w:val="20"/>
                 <w:szCs w:val="20"/>
               </w:rPr>
-              <w:t xml:space="preserve"> (Pandas, NumPy, Scikit-learn, Matplotlib, Seaborn, </w:t>
-            </w:r>
-            <w:proofErr w:type="spellStart"/>
-            <w:r>
-              <w:rPr>
-                <w:rStyle w:val="citation-592"/>
-                <w:rFonts w:ascii="Calibri" w:hAnsi="Calibri" w:cs="Calibri"/>
-                <w:sz w:val="20"/>
-                <w:szCs w:val="20"/>
-              </w:rPr>
-              <w:t>Keras</w:t>
-            </w:r>
-            <w:proofErr w:type="spellEnd"/>
-            <w:r>
-              <w:rPr>
-                <w:rStyle w:val="citation-592"/>
-                <w:rFonts w:ascii="Calibri" w:hAnsi="Calibri" w:cs="Calibri"/>
-                <w:sz w:val="20"/>
-                <w:szCs w:val="20"/>
-              </w:rPr>
-              <w:t xml:space="preserve">, TensorFlow), </w:t>
+              <w:t xml:space="preserve"> (Pandas, NumPy, Scikit-learn, Matplotlib, Seaborn, Keras, TensorFlow), </w:t>
             </w:r>
             <w:r>
               <w:rPr>
@@ -573,7 +525,6 @@
               </w:rPr>
               <w:t xml:space="preserve">: </w:t>
             </w:r>
-            <w:proofErr w:type="spellStart"/>
             <w:r>
               <w:rPr>
                 <w:rStyle w:val="citation-591"/>
@@ -585,7 +536,6 @@
               </w:rPr>
               <w:t>LangChain</w:t>
             </w:r>
-            <w:proofErr w:type="spellEnd"/>
             <w:r>
               <w:rPr>
                 <w:rStyle w:val="citation-591"/>
@@ -595,7 +545,6 @@
               </w:rPr>
               <w:t xml:space="preserve">, </w:t>
             </w:r>
-            <w:proofErr w:type="spellStart"/>
             <w:r>
               <w:rPr>
                 <w:rStyle w:val="citation-591"/>
@@ -603,9 +552,8 @@
                 <w:sz w:val="20"/>
                 <w:szCs w:val="20"/>
               </w:rPr>
-              <w:t>LangGraph</w:t>
+              <w:t xml:space="preserve">LangGraph, </w:t>
             </w:r>
-            <w:proofErr w:type="spellEnd"/>
             <w:r>
               <w:rPr>
                 <w:rStyle w:val="citation-591"/>
@@ -613,27 +561,7 @@
                 <w:sz w:val="20"/>
                 <w:szCs w:val="20"/>
               </w:rPr>
-              <w:t xml:space="preserve">, </w:t>
-            </w:r>
-            <w:proofErr w:type="spellStart"/>
-            <w:r>
-              <w:rPr>
-                <w:rStyle w:val="citation-591"/>
-                <w:rFonts w:ascii="Calibri" w:hAnsi="Calibri" w:cs="Calibri"/>
-                <w:sz w:val="20"/>
-                <w:szCs w:val="20"/>
-              </w:rPr>
-              <w:t>OpenAI</w:t>
-            </w:r>
-            <w:proofErr w:type="spellEnd"/>
-            <w:r>
-              <w:rPr>
-                <w:rStyle w:val="citation-591"/>
-                <w:rFonts w:ascii="Calibri" w:hAnsi="Calibri" w:cs="Calibri"/>
-                <w:sz w:val="20"/>
-                <w:szCs w:val="20"/>
-              </w:rPr>
-              <w:t xml:space="preserve"> API, </w:t>
+              <w:t xml:space="preserve">OpenAI API, </w:t>
             </w:r>
             <w:r>
               <w:rPr>
@@ -702,47 +630,7 @@
                 <w:sz w:val="20"/>
                 <w:szCs w:val="20"/>
               </w:rPr>
-              <w:t xml:space="preserve">Agentic AI &amp; Multi-Agent Systems, AI Agents &amp; Tool Calling, LLM Orchestration, Function Calling, Structured Output, </w:t>
-            </w:r>
-            <w:proofErr w:type="spellStart"/>
-            <w:r>
-              <w:rPr>
-                <w:rStyle w:val="citation-591"/>
-                <w:rFonts w:ascii="Calibri" w:hAnsi="Calibri" w:cs="Calibri"/>
-                <w:sz w:val="20"/>
-                <w:szCs w:val="20"/>
-              </w:rPr>
-              <w:t>Pydantic</w:t>
-            </w:r>
-            <w:proofErr w:type="spellEnd"/>
-            <w:r>
-              <w:rPr>
-                <w:rStyle w:val="citation-591"/>
-                <w:rFonts w:ascii="Calibri" w:hAnsi="Calibri" w:cs="Calibri"/>
-                <w:sz w:val="20"/>
-                <w:szCs w:val="20"/>
-              </w:rPr>
-              <w:t xml:space="preserve">, </w:t>
-            </w:r>
-            <w:proofErr w:type="spellStart"/>
-            <w:r>
-              <w:rPr>
-                <w:rStyle w:val="citation-591"/>
-                <w:rFonts w:ascii="Calibri" w:hAnsi="Calibri" w:cs="Calibri"/>
-                <w:sz w:val="20"/>
-                <w:szCs w:val="20"/>
-              </w:rPr>
-              <w:t>FastMCP</w:t>
-            </w:r>
-            <w:proofErr w:type="spellEnd"/>
-            <w:r>
-              <w:rPr>
-                <w:rStyle w:val="citation-591"/>
-                <w:rFonts w:ascii="Calibri" w:hAnsi="Calibri" w:cs="Calibri"/>
-                <w:sz w:val="20"/>
-                <w:szCs w:val="20"/>
-              </w:rPr>
-              <w:t>/MCP</w:t>
+              <w:t>Agentic AI &amp; Multi-Agent Systems, AI Agents &amp; Tool Calling, LLM Orchestration, Function Calling, Structured Output, Pydantic, FastMCP/MCP</w:t>
             </w:r>
           </w:p>
           <w:p>
@@ -772,47 +660,7 @@
                 <w:sz w:val="20"/>
                 <w:szCs w:val="20"/>
               </w:rPr>
-              <w:t xml:space="preserve">: Random Forest, SVM, K-Nearest </w:t>
-            </w:r>
-            <w:proofErr w:type="spellStart"/>
-            <w:r>
-              <w:rPr>
-                <w:rStyle w:val="citation-590"/>
-                <w:rFonts w:ascii="Calibri" w:hAnsi="Calibri" w:cs="Calibri"/>
-                <w:sz w:val="20"/>
-                <w:szCs w:val="20"/>
-              </w:rPr>
-              <w:t>Neighbors</w:t>
-            </w:r>
-            <w:proofErr w:type="spellEnd"/>
-            <w:r>
-              <w:rPr>
-                <w:rStyle w:val="citation-590"/>
-                <w:rFonts w:ascii="Calibri" w:hAnsi="Calibri" w:cs="Calibri"/>
-                <w:sz w:val="20"/>
-                <w:szCs w:val="20"/>
-              </w:rPr>
-              <w:t xml:space="preserve">, Gradient Boosting, </w:t>
-            </w:r>
-            <w:proofErr w:type="spellStart"/>
-            <w:r>
-              <w:rPr>
-                <w:rStyle w:val="citation-590"/>
-                <w:rFonts w:ascii="Calibri" w:hAnsi="Calibri" w:cs="Calibri"/>
-                <w:sz w:val="20"/>
-                <w:szCs w:val="20"/>
-              </w:rPr>
-              <w:t>XGBoost</w:t>
-            </w:r>
-            <w:proofErr w:type="spellEnd"/>
-            <w:r>
-              <w:rPr>
-                <w:rStyle w:val="citation-590"/>
-                <w:rFonts w:ascii="Calibri" w:hAnsi="Calibri" w:cs="Calibri"/>
-                <w:sz w:val="20"/>
-                <w:szCs w:val="20"/>
-              </w:rPr>
-              <w:t xml:space="preserve">, Artificial Neural Networks (ANN), Convolutional Neural Networks (CNN), Natural Language Processing (NLP) </w:t>
+              <w:t xml:space="preserve">: Random Forest, SVM, K-Nearest Neighbors, Gradient Boosting, XGBoost, Artificial Neural Networks (ANN), Convolutional Neural Networks (CNN), Natural Language Processing (NLP) </w:t>
             </w:r>
           </w:p>
           <w:p>
@@ -854,7 +702,6 @@
                 <w:szCs w:val="20"/>
               </w:rPr>
             </w:pPr>
-            <w:proofErr w:type="spellStart"/>
             <w:r>
               <w:rPr>
                 <w:rFonts w:ascii="Calibri" w:hAnsi="Calibri" w:cs="Calibri"/>
@@ -863,37 +710,16 @@
                 <w:sz w:val="20"/>
                 <w:szCs w:val="20"/>
               </w:rPr>
-              <w:t>MLOps</w:t>
+              <w:t>MLOps &amp; Deployment</w:t>
             </w:r>
-            <w:proofErr w:type="spellEnd"/>
             <w:r>
               <w:rPr>
                 <w:rFonts w:ascii="Calibri" w:hAnsi="Calibri" w:cs="Calibri"/>
-                <w:b/>
-                <w:bCs/>
                 <w:sz w:val="20"/>
                 <w:szCs w:val="20"/>
               </w:rPr>
-              <w:t xml:space="preserve"> &amp; Deployment</w:t>
+              <w:t>: Git, GitHub, Streamlit</w:t>
             </w:r>
-            <w:r>
-              <w:rPr>
-                <w:rFonts w:ascii="Calibri" w:hAnsi="Calibri" w:cs="Calibri"/>
-                <w:sz w:val="20"/>
-                <w:szCs w:val="20"/>
-              </w:rPr>
-              <w:t xml:space="preserve">: Git, GitHub, </w:t>
-            </w:r>
-            <w:proofErr w:type="spellStart"/>
-            <w:r>
-              <w:rPr>
-                <w:rFonts w:ascii="Calibri" w:hAnsi="Calibri" w:cs="Calibri"/>
-                <w:sz w:val="20"/>
-                <w:szCs w:val="20"/>
-              </w:rPr>
-              <w:t>Streamlit</w:t>
-            </w:r>
-            <w:proofErr w:type="spellEnd"/>
             <w:r>
               <w:rPr>
                 <w:rFonts w:ascii="Calibri" w:hAnsi="Calibri" w:cs="Calibri"/>
@@ -910,28 +736,17 @@
               </w:rPr>
               <w:t xml:space="preserve"> </w:t>
             </w:r>
-            <w:proofErr w:type="spellStart"/>
             <w:r>
               <w:rPr>
                 <w:rFonts w:ascii="Calibri" w:hAnsi="Calibri" w:cs="Calibri"/>
                 <w:sz w:val="20"/>
                 <w:szCs w:val="20"/>
               </w:rPr>
-              <w:t>FastAPI</w:t>
-            </w:r>
-            <w:proofErr w:type="spellEnd"/>
-            <w:r>
-              <w:rPr>
-                <w:rFonts w:ascii="Calibri" w:hAnsi="Calibri" w:cs="Calibri"/>
-                <w:sz w:val="20"/>
-                <w:szCs w:val="20"/>
-              </w:rPr>
-              <w:t>, Docker,</w:t>
+              <w:t>FastAPI, Docker,</w:t>
             </w:r>
             <w:r>
               <w:t xml:space="preserve"> </w:t>
             </w:r>
-            <w:proofErr w:type="gramStart"/>
             <w:r>
               <w:rPr>
                 <w:rFonts w:ascii="Calibri" w:hAnsi="Calibri" w:cs="Calibri"/>
@@ -940,7 +755,6 @@
               </w:rPr>
               <w:t>Microsoft  Azure</w:t>
             </w:r>
-            <w:proofErr w:type="gramEnd"/>
             <w:r>
               <w:rPr>
                 <w:rFonts w:ascii="Calibri" w:hAnsi="Calibri" w:cs="Calibri"/>
@@ -1210,39 +1024,7 @@
                 <w:rFonts w:ascii="Calibri" w:hAnsi="Calibri" w:cs="Calibri"/>
                 <w:lang w:val="en-IN"/>
               </w:rPr>
-              <w:t xml:space="preserve">Built a GenAI-powered application to </w:t>
-            </w:r>
-            <w:proofErr w:type="spellStart"/>
-            <w:r>
-              <w:rPr>
-                <w:rFonts w:ascii="Calibri" w:hAnsi="Calibri" w:cs="Calibri"/>
-                <w:lang w:val="en-IN"/>
-              </w:rPr>
-              <w:t>analyze</w:t>
-            </w:r>
-            <w:proofErr w:type="spellEnd"/>
-            <w:r>
-              <w:rPr>
-                <w:rFonts w:ascii="Calibri" w:hAnsi="Calibri" w:cs="Calibri"/>
-                <w:lang w:val="en-IN"/>
-              </w:rPr>
-              <w:t xml:space="preserve"> software tickets, extract key requirements and entities, classify ticket information, and generate structured summaries using LLMs and </w:t>
-            </w:r>
-            <w:proofErr w:type="spellStart"/>
-            <w:r>
-              <w:rPr>
-                <w:rFonts w:ascii="Calibri" w:hAnsi="Calibri" w:cs="Calibri"/>
-                <w:lang w:val="en-IN"/>
-              </w:rPr>
-              <w:t>Pydantic</w:t>
-            </w:r>
-            <w:proofErr w:type="spellEnd"/>
-            <w:r>
-              <w:rPr>
-                <w:rFonts w:ascii="Calibri" w:hAnsi="Calibri" w:cs="Calibri"/>
-                <w:lang w:val="en-IN"/>
-              </w:rPr>
-              <w:t>. Designed the workflow to convert unstructured ticket descriptions into actionable, structured data for downstream development and QA activities.</w:t>
+              <w:t>Built a GenAI-powered application to analyze software tickets, extract key requirements and entities, classify ticket information, and generate structured summaries using LLMs and Pydantic. Designed the workflow to convert unstructured ticket descriptions into actionable, structured data for downstream development and QA activities.</w:t>
             </w:r>
           </w:p>
           <w:p>
@@ -1277,9 +1059,8 @@
                 <w:sz w:val="24"/>
                 <w:u w:val="single"/>
               </w:rPr>
-              <w:t xml:space="preserve">LLM-based Case Structuring </w:t>
+              <w:t>LLM-based Case Structuring and</w:t>
             </w:r>
-            <w:proofErr w:type="gramStart"/>
             <w:r>
               <w:rPr>
                 <w:rFonts w:ascii="Calibri" w:hAnsi="Calibri" w:cs="Calibri"/>
@@ -1288,7 +1069,7 @@
                 <w:sz w:val="24"/>
                 <w:u w:val="single"/>
               </w:rPr>
-              <w:t>and</w:t>
+              <w:t xml:space="preserve">  </w:t>
             </w:r>
             <w:r>
               <w:rPr>
@@ -1298,28 +1079,7 @@
                 <w:sz w:val="24"/>
                 <w:u w:val="single"/>
               </w:rPr>
-              <w:t xml:space="preserve">  </w:t>
-            </w:r>
-            <w:r>
-              <w:rPr>
-                <w:rFonts w:ascii="Calibri" w:hAnsi="Calibri" w:cs="Calibri"/>
-                <w:b/>
-                <w:bCs/>
-                <w:sz w:val="24"/>
-                <w:u w:val="single"/>
-              </w:rPr>
-              <w:t>Seriousness</w:t>
-            </w:r>
-            <w:proofErr w:type="gramEnd"/>
-            <w:r>
-              <w:rPr>
-                <w:rFonts w:ascii="Calibri" w:hAnsi="Calibri" w:cs="Calibri"/>
-                <w:b/>
-                <w:bCs/>
-                <w:sz w:val="24"/>
-                <w:u w:val="single"/>
-              </w:rPr>
-              <w:t xml:space="preserve"> Classification</w:t>
+              <w:t>Seriousness Classification</w:t>
             </w:r>
             <w:r>
               <w:rPr>
@@ -1515,7 +1275,6 @@
           <w:sz w:val="24"/>
         </w:rPr>
       </w:pPr>
-      <w:proofErr w:type="spellStart"/>
       <w:r>
         <w:rPr>
           <w:rFonts w:ascii="Calibri" w:hAnsi="Calibri" w:cs="Calibri"/>
@@ -1523,17 +1282,7 @@
           <w:bCs/>
           <w:sz w:val="24"/>
         </w:rPr>
-        <w:t>Coforge</w:t>
-      </w:r>
-      <w:proofErr w:type="spellEnd"/>
-      <w:r>
-        <w:rPr>
-          <w:rFonts w:ascii="Calibri" w:hAnsi="Calibri" w:cs="Calibri"/>
-          <w:b/>
-          <w:bCs/>
-          <w:sz w:val="24"/>
-        </w:rPr>
-        <w:t xml:space="preserve"> Ltd.</w:t>
+        <w:t>Coforge Ltd.</w:t>
       </w:r>
       <w:r>
         <w:rPr>
@@ -1750,56 +1499,37 @@
           <w:sz w:val="24"/>
           <w:lang w:val="en-IN" w:eastAsia="en-IN" w:bidi="hi-IN"/>
         </w:rPr>
-        <w:t xml:space="preserve">ticket </w:t>
-      </w:r>
-      <w:proofErr w:type="spellStart"/>
+        <w:t>ticket analyzer</w:t>
+      </w:r>
       <w:r>
         <w:rPr>
           <w:rFonts w:ascii="Times New Roman" w:eastAsia="Times New Roman" w:hAnsi="Times New Roman" w:cs="Times New Roman"/>
+          <w:sz w:val="24"/>
+          <w:lang w:val="en-IN" w:eastAsia="en-IN" w:bidi="hi-IN"/>
+        </w:rPr>
+        <w:t xml:space="preserve"> to extract requirements, identify key entities, classify/structure ticket information, and generate actionable summaries using LLMs and Pydantic. </w:t>
+      </w:r>
+    </w:p>
+    <w:p>
+      <w:pPr>
+        <w:pStyle w:val="ListParagraph"/>
+        <w:spacing w:line="240" w:lineRule="auto"/>
+        <w:ind w:left="812" w:right="0"/>
+        <w:rPr>
+          <w:rFonts w:ascii="Times New Roman" w:eastAsia="Times New Roman" w:hAnsi="Times New Roman" w:cs="Times New Roman"/>
+          <w:sz w:val="24"/>
+          <w:lang w:val="en-IN" w:eastAsia="en-IN" w:bidi="hi-IN"/>
+        </w:rPr>
+      </w:pPr>
+    </w:p>
+    <w:p>
+      <w:pPr>
+        <w:ind w:right="0"/>
+        <w:rPr>
+          <w:rFonts w:ascii="Calibri" w:hAnsi="Calibri" w:cs="Calibri"/>
           <w:b/>
           <w:bCs/>
           <w:sz w:val="24"/>
-          <w:lang w:val="en-IN" w:eastAsia="en-IN" w:bidi="hi-IN"/>
-        </w:rPr>
-        <w:t>analyzer</w:t>
-      </w:r>
-      <w:proofErr w:type="spellEnd"/>
-      <w:r>
-        <w:rPr>
-          <w:rFonts w:ascii="Times New Roman" w:eastAsia="Times New Roman" w:hAnsi="Times New Roman" w:cs="Times New Roman"/>
-          <w:sz w:val="24"/>
-          <w:lang w:val="en-IN" w:eastAsia="en-IN" w:bidi="hi-IN"/>
-        </w:rPr>
-        <w:t xml:space="preserve"> to extract requirements, identify key entities, classify/structure ticket information, and generate actionable summaries using LLMs and </w:t>
-      </w:r>
-      <w:proofErr w:type="spellStart"/>
-      <w:r>
-        <w:rPr>
-          <w:rFonts w:ascii="Times New Roman" w:eastAsia="Times New Roman" w:hAnsi="Times New Roman" w:cs="Times New Roman"/>
-          <w:sz w:val="24"/>
-          <w:lang w:val="en-IN" w:eastAsia="en-IN" w:bidi="hi-IN"/>
-        </w:rPr>
-        <w:t>Pydantic</w:t>
-      </w:r>
-      <w:proofErr w:type="spellEnd"/>
-      <w:r>
-        <w:rPr>
-          <w:rFonts w:ascii="Times New Roman" w:eastAsia="Times New Roman" w:hAnsi="Times New Roman" w:cs="Times New Roman"/>
-          <w:sz w:val="24"/>
-          <w:lang w:val="en-IN" w:eastAsia="en-IN" w:bidi="hi-IN"/>
-        </w:rPr>
-        <w:t xml:space="preserve">. </w:t>
-      </w:r>
-    </w:p>
-    <w:p>
-      <w:pPr>
-        <w:pStyle w:val="ListParagraph"/>
-        <w:spacing w:line="240" w:lineRule="auto"/>
-        <w:ind w:left="812" w:right="0"/>
-        <w:rPr>
-          <w:rFonts w:ascii="Times New Roman" w:eastAsia="Times New Roman" w:hAnsi="Times New Roman" w:cs="Times New Roman"/>
-          <w:sz w:val="24"/>
-          <w:lang w:val="en-IN" w:eastAsia="en-IN" w:bidi="hi-IN"/>
         </w:rPr>
       </w:pPr>
     </w:p>
@@ -1824,36 +1554,14 @@
           <w:sz w:val="24"/>
         </w:rPr>
       </w:pPr>
-    </w:p>
-    <w:p>
-      <w:pPr>
-        <w:ind w:right="0"/>
+      <w:r>
         <w:rPr>
           <w:rFonts w:ascii="Calibri" w:hAnsi="Calibri" w:cs="Calibri"/>
           <w:b/>
           <w:bCs/>
           <w:sz w:val="24"/>
         </w:rPr>
-      </w:pPr>
-      <w:proofErr w:type="spellStart"/>
-      <w:r>
-        <w:rPr>
-          <w:rFonts w:ascii="Calibri" w:hAnsi="Calibri" w:cs="Calibri"/>
-          <w:b/>
-          <w:bCs/>
-          <w:sz w:val="24"/>
-        </w:rPr>
-        <w:t>Syneos</w:t>
-      </w:r>
-      <w:proofErr w:type="spellEnd"/>
-      <w:r>
-        <w:rPr>
-          <w:rFonts w:ascii="Calibri" w:hAnsi="Calibri" w:cs="Calibri"/>
-          <w:b/>
-          <w:bCs/>
-          <w:sz w:val="24"/>
-        </w:rPr>
-        <w:t xml:space="preserve"> Health</w:t>
+        <w:t>Syneos Health</w:t>
       </w:r>
     </w:p>
     <w:p>
@@ -2459,168 +2167,6 @@
         <w:rPr>
           <w:rFonts w:ascii="Calibri" w:hAnsi="Calibri" w:cs="Calibri"/>
         </w:rPr>
-      </w:pPr>
-    </w:p>
-    <w:p>
-      <w:pPr>
-        <w:ind w:right="0"/>
-        <w:rPr>
-          <w:rFonts w:ascii="Calibri" w:hAnsi="Calibri" w:cs="Calibri"/>
-        </w:rPr>
-      </w:pPr>
-    </w:p>
-    <w:p>
-      <w:pPr>
-        <w:ind w:right="0"/>
-        <w:rPr>
-          <w:rFonts w:ascii="Calibri" w:hAnsi="Calibri" w:cs="Calibri"/>
-          <w:b/>
-          <w:bCs/>
-          <w:sz w:val="24"/>
-        </w:rPr>
-      </w:pPr>
-      <w:r>
-        <w:rPr>
-          <w:rFonts w:ascii="Calibri" w:hAnsi="Calibri" w:cs="Calibri"/>
-          <w:b/>
-          <w:bCs/>
-          <w:sz w:val="24"/>
-        </w:rPr>
-        <w:t>IKS Health</w:t>
-      </w:r>
-    </w:p>
-    <w:p>
-      <w:pPr>
-        <w:ind w:right="0"/>
-        <w:rPr>
-          <w:rFonts w:ascii="Calibri" w:hAnsi="Calibri" w:cs="Calibri"/>
-        </w:rPr>
-      </w:pPr>
-      <w:r>
-        <w:rPr>
-          <w:rFonts w:ascii="Calibri" w:hAnsi="Calibri" w:cs="Calibri"/>
-        </w:rPr>
-        <w:t>Data Analyst</w:t>
-      </w:r>
-    </w:p>
-    <w:p>
-      <w:pPr>
-        <w:ind w:right="0"/>
-        <w:rPr>
-          <w:rFonts w:ascii="Calibri" w:hAnsi="Calibri" w:cs="Calibri"/>
-        </w:rPr>
-      </w:pPr>
-      <w:r>
-        <w:rPr>
-          <w:rFonts w:ascii="Calibri" w:hAnsi="Calibri" w:cs="Calibri"/>
-        </w:rPr>
-        <w:t xml:space="preserve">(May 2017 – </w:t>
-      </w:r>
-      <w:r>
-        <w:rPr>
-          <w:rFonts w:ascii="Calibri" w:hAnsi="Calibri" w:cs="Calibri"/>
-        </w:rPr>
-        <w:t>Dec</w:t>
-      </w:r>
-      <w:r>
-        <w:rPr>
-          <w:rFonts w:ascii="Calibri" w:hAnsi="Calibri" w:cs="Calibri"/>
-        </w:rPr>
-        <w:t xml:space="preserve"> 201</w:t>
-      </w:r>
-      <w:r>
-        <w:rPr>
-          <w:rFonts w:ascii="Calibri" w:hAnsi="Calibri" w:cs="Calibri"/>
-        </w:rPr>
-        <w:t>7</w:t>
-      </w:r>
-      <w:r>
-        <w:rPr>
-          <w:rFonts w:ascii="Calibri" w:hAnsi="Calibri" w:cs="Calibri"/>
-        </w:rPr>
-        <w:t>)</w:t>
-      </w:r>
-    </w:p>
-    <w:p>
-      <w:pPr>
-        <w:pStyle w:val="ListParagraph"/>
-        <w:numPr>
-          <w:ilvl w:val="0"/>
-          <w:numId w:val="12"/>
-        </w:numPr>
-        <w:ind w:right="0"/>
-        <w:rPr>
-          <w:rFonts w:ascii="Calibri" w:hAnsi="Calibri" w:cs="Calibri"/>
-        </w:rPr>
-      </w:pPr>
-      <w:r>
-        <w:rPr>
-          <w:rFonts w:ascii="Calibri" w:hAnsi="Calibri" w:cs="Calibri"/>
-        </w:rPr>
-        <w:t>Extracted and interpreted clinical data from medical records to support research, quality improvement, and regulatory</w:t>
-      </w:r>
-    </w:p>
-    <w:p>
-      <w:pPr>
-        <w:pStyle w:val="ListParagraph"/>
-        <w:numPr>
-          <w:ilvl w:val="0"/>
-          <w:numId w:val="12"/>
-        </w:numPr>
-        <w:ind w:right="0"/>
-        <w:rPr>
-          <w:rFonts w:ascii="Calibri" w:hAnsi="Calibri" w:cs="Calibri"/>
-        </w:rPr>
-      </w:pPr>
-      <w:r>
-        <w:rPr>
-          <w:rFonts w:ascii="Calibri" w:hAnsi="Calibri" w:cs="Calibri"/>
-        </w:rPr>
-        <w:t>reporting initiatives.</w:t>
-      </w:r>
-    </w:p>
-    <w:p>
-      <w:pPr>
-        <w:pStyle w:val="ListParagraph"/>
-        <w:numPr>
-          <w:ilvl w:val="0"/>
-          <w:numId w:val="12"/>
-        </w:numPr>
-        <w:ind w:right="0"/>
-        <w:rPr>
-          <w:rFonts w:ascii="Calibri" w:hAnsi="Calibri" w:cs="Calibri"/>
-        </w:rPr>
-      </w:pPr>
-      <w:r>
-        <w:rPr>
-          <w:rFonts w:ascii="Calibri" w:hAnsi="Calibri" w:cs="Calibri"/>
-        </w:rPr>
-        <w:t>Analyzed patient data trends using standardized abstraction tools and provided actionable insights to healthcare teams to</w:t>
-      </w:r>
-    </w:p>
-    <w:p>
-      <w:pPr>
-        <w:pStyle w:val="ListParagraph"/>
-        <w:ind w:right="0"/>
-        <w:rPr>
-          <w:rFonts w:ascii="Calibri" w:hAnsi="Calibri" w:cs="Calibri"/>
-        </w:rPr>
-      </w:pPr>
-      <w:r>
-        <w:rPr>
-          <w:rFonts w:ascii="Calibri" w:hAnsi="Calibri" w:cs="Calibri"/>
-        </w:rPr>
-        <w:t>improve patient outcomes and compliance.</w:t>
-      </w:r>
-    </w:p>
-    <w:p>
-      <w:pPr>
-        <w:ind w:right="0"/>
-      </w:pPr>
-    </w:p>
-    <w:p>
-      <w:pPr>
-        <w:ind w:right="0"/>
       </w:pPr>
     </w:p>
     <w:p>
@@ -2856,14 +2402,14 @@
         <v:path o:extrusionok="f" gradientshapeok="t" o:connecttype="rect"/>
         <o:lock v:ext="edit" aspectratio="t"/>
       </v:shapetype>
-      <v:shape id="_x0000_i1533" type="#_x0000_t75" style="width:18pt;height:18pt;visibility:visible" o:gfxdata="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" o:bullet="t">
+      <v:shape id="_x0000_i1084" type="#_x0000_t75" style="width:18pt;height:18pt;visibility:visible" o:gfxdata="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" o:bullet="t">
         <v:imagedata r:id="rId1" o:title=""/>
       </v:shape>
     </w:pict>
   </w:numPicBullet>
   <w:numPicBullet w:numPicBulletId="1">
     <w:pict>
-      <v:shape id="_x0000_i1534" type="#_x0000_t75" style="width:18pt;height:18pt;visibility:visible" o:gfxdata="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" o:bullet="t">
+      <v:shape id="_x0000_i1085" type="#_x0000_t75" style="width:18pt;height:18pt;visibility:visible" o:gfxdata="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" o:bullet="t">
         <v:imagedata r:id="rId2" o:title=""/>
       </v:shape>
     </w:pict>
@@ -5842,6 +5388,7 @@
   <w:style w:type="character" w:default="1" w:styleId="DefaultParagraphFont">
     <w:name w:val="Default Paragraph Font"/>
     <w:uiPriority w:val="1"/>
+    <w:semiHidden/>
     <w:unhideWhenUsed/>
   </w:style>
   <w:style w:type="table" w:default="1" w:styleId="TableNormal">
@@ -6506,6 +6053,7 @@
     <w:rsid w:val="00FC2250"/>
     <w:rsid w:val="00FC6AEF"/>
     <w:rsid w:val="00FD5993"/>
+    <w:rsid w:val="00FE13E1"/>
   </w:rsids>
   <m:mathPr>
     <m:mathFont m:val="Cambria Math"/>
@@ -7262,15 +6810,18 @@
 </file>
 
 <file path=customXml/item1.xml><?xml version="1.0" encoding="utf-8"?>
-<?mso-contentType ?>
-<FormTemplates xmlns="http://schemas.microsoft.com/sharepoint/v3/contenttype/forms">
-  <Display>DocumentLibraryForm</Display>
-  <Edit>DocumentLibraryForm</Edit>
-  <New>DocumentLibraryForm</New>
-</FormTemplates>
+<p:properties xmlns:p="http://schemas.microsoft.com/office/2006/metadata/properties" xmlns:xsi="http://www.w3.org/2001/XMLSchema-instance" xmlns:pc="http://schemas.microsoft.com/office/infopath/2007/PartnerControls">
+  <documentManagement>
+    <_activity xmlns="1af84040-333a-4c86-bc7b-a3338b67e316" xsi:nil="true"/>
+  </documentManagement>
+</p:properties>
 </file>
 
 <file path=customXml/item2.xml><?xml version="1.0" encoding="utf-8"?>
+<b:Sources xmlns:b="http://schemas.openxmlformats.org/officeDocument/2006/bibliography" xmlns="http://schemas.openxmlformats.org/officeDocument/2006/bibliography" SelectedStyle="/APASixthEditionOfficeOnline.xsl" StyleName="APA" Version="6"/>
+</file>
+
+<file path=customXml/item3.xml><?xml version="1.0" encoding="utf-8"?>
 <ct:contentTypeSchema xmlns:ct="http://schemas.microsoft.com/office/2006/metadata/contentType" xmlns:ma="http://schemas.microsoft.com/office/2006/metadata/properties/metaAttributes" ct:_="" ma:_="" ma:contentTypeName="Document" ma:contentTypeID="0x0101007514B1357944B24FB3CC291E0CCEF3DF" ma:contentTypeVersion="13" ma:contentTypeDescription="Create a new document." ma:contentTypeScope="" ma:versionID="aa0753396fbff32bb261b8d83c011632">
   <xsd:schema xmlns:xsd="http://www.w3.org/2001/XMLSchema" xmlns:xs="http://www.w3.org/2001/XMLSchema" xmlns:p="http://schemas.microsoft.com/office/2006/metadata/properties" xmlns:ns3="1af84040-333a-4c86-bc7b-a3338b67e316" xmlns:ns4="d1fcd23a-06ac-484a-9df7-ed594f2b5e7b" targetNamespace="http://schemas.microsoft.com/office/2006/metadata/properties" ma:root="true" ma:fieldsID="8d2d652e35f29ae254e080559d2ec89c" ns3:_="" ns4:_="">
     <xsd:import namespace="1af84040-333a-4c86-bc7b-a3338b67e316"/>
@@ -7491,27 +7042,34 @@
 </ct:contentTypeSchema>
 </file>
 
-<file path=customXml/item3.xml><?xml version="1.0" encoding="utf-8"?>
-<b:Sources xmlns:b="http://schemas.openxmlformats.org/officeDocument/2006/bibliography" xmlns="http://schemas.openxmlformats.org/officeDocument/2006/bibliography" SelectedStyle="/APASixthEditionOfficeOnline.xsl" StyleName="APA" Version="6"/>
-</file>
-
 <file path=customXml/item4.xml><?xml version="1.0" encoding="utf-8"?>
-<p:properties xmlns:p="http://schemas.microsoft.com/office/2006/metadata/properties" xmlns:xsi="http://www.w3.org/2001/XMLSchema-instance" xmlns:pc="http://schemas.microsoft.com/office/infopath/2007/PartnerControls">
-  <documentManagement>
-    <_activity xmlns="1af84040-333a-4c86-bc7b-a3338b67e316" xsi:nil="true"/>
-  </documentManagement>
-</p:properties>
+<?mso-contentType ?>
+<FormTemplates xmlns="http://schemas.microsoft.com/sharepoint/v3/contenttype/forms">
+  <Display>DocumentLibraryForm</Display>
+  <Edit>DocumentLibraryForm</Edit>
+  <New>DocumentLibraryForm</New>
+</FormTemplates>
 </file>
 
 <file path=customXml/itemProps1.xml><?xml version="1.0" encoding="utf-8"?>
-<ds:datastoreItem xmlns:ds="http://schemas.openxmlformats.org/officeDocument/2006/customXml" ds:itemID="{F093A540-FA40-45E3-B2F8-89C1C03B8FC6}">
+<ds:datastoreItem xmlns:ds="http://schemas.openxmlformats.org/officeDocument/2006/customXml" ds:itemID="{9FCBBEAE-492B-4F6C-9990-EC28D2DF6716}">
   <ds:schemaRefs>
-    <ds:schemaRef ds:uri="http://schemas.microsoft.com/sharepoint/v3/contenttype/forms"/>
+    <ds:schemaRef ds:uri="http://schemas.microsoft.com/office/2006/metadata/properties"/>
+    <ds:schemaRef ds:uri="http://schemas.microsoft.com/office/infopath/2007/PartnerControls"/>
+    <ds:schemaRef ds:uri="1af84040-333a-4c86-bc7b-a3338b67e316"/>
   </ds:schemaRefs>
 </ds:datastoreItem>
 </file>
 
 <file path=customXml/itemProps2.xml><?xml version="1.0" encoding="utf-8"?>
+<ds:datastoreItem xmlns:ds="http://schemas.openxmlformats.org/officeDocument/2006/customXml" ds:itemID="{E5D4A93C-7C86-4EE0-9897-BB5374AD33CA}">
+  <ds:schemaRefs>
+    <ds:schemaRef ds:uri="http://schemas.openxmlformats.org/officeDocument/2006/bibliography"/>
+  </ds:schemaRefs>
+</ds:datastoreItem>
+</file>
+
+<file path=customXml/itemProps3.xml><?xml version="1.0" encoding="utf-8"?>
 <ds:datastoreItem xmlns:ds="http://schemas.openxmlformats.org/officeDocument/2006/customXml" ds:itemID="{88A2A505-F2EA-439D-A12C-D3F5353D35FE}">
   <ds:schemaRefs>
     <ds:schemaRef ds:uri="http://schemas.microsoft.com/office/2006/metadata/contentType"/>
@@ -7530,20 +7088,10 @@
 </ds:datastoreItem>
 </file>
 
-<file path=customXml/itemProps3.xml><?xml version="1.0" encoding="utf-8"?>
-<ds:datastoreItem xmlns:ds="http://schemas.openxmlformats.org/officeDocument/2006/customXml" ds:itemID="{E5D4A93C-7C86-4EE0-9897-BB5374AD33CA}">
+<file path=customXml/itemProps4.xml><?xml version="1.0" encoding="utf-8"?>
+<ds:datastoreItem xmlns:ds="http://schemas.openxmlformats.org/officeDocument/2006/customXml" ds:itemID="{F093A540-FA40-45E3-B2F8-89C1C03B8FC6}">
   <ds:schemaRefs>
-    <ds:schemaRef ds:uri="http://schemas.openxmlformats.org/officeDocument/2006/bibliography"/>
-  </ds:schemaRefs>
-</ds:datastoreItem>
-</file>
-
-<file path=customXml/itemProps4.xml><?xml version="1.0" encoding="utf-8"?>
-<ds:datastoreItem xmlns:ds="http://schemas.openxmlformats.org/officeDocument/2006/customXml" ds:itemID="{9FCBBEAE-492B-4F6C-9990-EC28D2DF6716}">
-  <ds:schemaRefs>
-    <ds:schemaRef ds:uri="http://schemas.microsoft.com/office/2006/metadata/properties"/>
-    <ds:schemaRef ds:uri="http://schemas.microsoft.com/office/infopath/2007/PartnerControls"/>
-    <ds:schemaRef ds:uri="1af84040-333a-4c86-bc7b-a3338b67e316"/>
+    <ds:schemaRef ds:uri="http://schemas.microsoft.com/sharepoint/v3/contenttype/forms"/>
   </ds:schemaRefs>
 </ds:datastoreItem>
 </file>
